--- a/docs/Дипломка документация.docx
+++ b/docs/Дипломка документация.docx
@@ -446,7 +446,137 @@
           <w:b w:val="0"/>
           <w:sz w:val="28"/>
         </w:rPr>
-        <w:t>Жоғарыдағы 1.1 және 1.2 тарауларда көрсетілген талдау нәтижелері бойынша қолданыстағы кесте құру тәсілдерінің кемшіліктері мен нейрондық және машиналық оқыту әдістерінің кесте мен болжамдағы мүмкіндіктері сипатталды. Осыған сүйене отырып, оқу жоспарлары мен апталық оқу кестелерін деректерді ескере отырып оңтайландыруға арналған ақпараттық жүйені — MATIKA веб-жүйесін әзірлеу міндеті қойылады. Міндеттің өзегі: слоттың қолайсыздығын болжайтын модульді (TensorFlow/Keras немесе модель болмаған жағдайда эвристика [6], [10]), кестені greedy және генетикалық алгоритмдер арқылы құру немесе жақсартуды [5], [7], университет анықтамалары мен пайдаланушы рөлдерін (студент, оқытушы, әкімші) бір шешімде біріктіру [14], [19]. Жобаның мақсаты: MATIKA ақпараттық жүйесінің архитектурасын жобалау және оны Python/Django негізінде бағдарламалық іске асыру; деректер базасында әзірлеу үшін SQLite, өндіріс үшін PostgreSQL қолдану мүмкіндігін ескеру; веб-интерфейс арқылы кестені қарау, генерациялау және талдау сценарийлерін қамтамасыз ету. Жұмыстың мақсаты — MATIKA архитектурасын жобалау және іске асыру; міндеттер ретінде қолданыстағы тәсілдер мен әдебиетті талдау [10], [14], [25], функционалдық және техникалық талаптарды нақтылау, архитектура мен деректер моделі, UML сипаттау, нейро болжам мен кесте генерациясын сипаттау [5], [6], нәтижені бағалау және шектеулерді көрсету қарастырылады. Күтілетін нәтижелер: жұмыс істейтін веб-прототип; слоттық педагогикалық белгілер негізіндегі болжамның кесте генерациясына енуі; әкімші үшін анықтамалар мен генерация интерфейсі; студент пен оқытушы үшін кесте мен тілектер сценарийлері; пилоттық немесе одан әрі дамыту мүмкіндігі [14], [22]. Жобалық нұсқа бойынша функционалдық талаптарға кіру мен рөлдер (студент, оқытушы, әкімші), хабарламалар; ұйым, факультет, кафедра, топ, аудитория, слот, оқу кезеңі сияқты анықтамалар [14]; оқу талаптары, сабақ жазбалары, кестені генерациялау және GA [5], [10]; слот педагогикалық белгілері, Keras немесе эвристика [19], [25]; әкімші панелі мен слоттар бойынша талдау жатады. 1-бөлімнің қорытындысында теориялық негіз мен міндет қою логикасы анықталды; 2-бөлімде MATIKA жүйесінің архитектурасы, модульдері, деректер базасы, UML, нейро болжам, генерация және нәтижелерді бағалау (2.8) нақты сипатталады.</w:t>
+        <w:t>1.1 және 1.2 тарауларда қолданыстағы кесте құру тәсілдерінің шектеулері мен нейрондық және машиналық оқытудың кесте мен болжамдағы мүмкіндіктері сипатталды. Осы талдауға сүйене отырып, оқу жоспарлары мен апталық кестелерді деректерді ескере отырып оңтайландыруға арналған ақпараттық жүйе — MATIKA веб-жүйесін әзірлеу міндеті қойылады. Міндеттің өзегі: уақыт слотының педагогикалық қолайсыздығын болжайтын модуль (TensorFlow/Keras немесе модель болмаған жағдайда эвристика [6], [10]); кестені жадды орналастыру (greedy) және генетикалық алгоритм арқылы құру немесе жақсарту [5], [7]; ұйымдық тенанттық оқшаулау аясында университет анықтамалары мен пайдаланушы рөлдерін бір шешімде біріктіру [14], [19].</w:t>
+      </w:r>
+    </w:p>
+    <w:p>
+      <w:r>
+        <w:rPr>
+          <w:rFonts w:ascii="Times New Roman" w:hAnsi="Times New Roman"/>
+          <w:b w:val="0"/>
+          <w:sz w:val="28"/>
+        </w:rPr>
+        <w:t>Төменде MATIKA_PROTOTYPE жобасындағы ақпараттық модельдің негізгі объектілері, пайдаланушы рөлдері, Django қолданбалары, техникалық стек пен кесте генерациясы мен болжам параметрлері жүйеленген кестелер түрінде беріледі; толық техникалық сипаттама 2-бөлімде жазылады.</w:t>
+      </w:r>
+    </w:p>
+    <w:p>
+      <w:r>
+        <w:rPr>
+          <w:rFonts w:ascii="Times New Roman" w:hAnsi="Times New Roman"/>
+          <w:b w:val="0"/>
+          <w:sz w:val="28"/>
+        </w:rPr>
+        <w:t>**Кесте 1** — MATIKA ақпараттық моделінің негізгі объектілері мен олардың кесте мен болжамдағы рөлі (MATIKA_PROTOTYPE)</w:t>
+      </w:r>
+    </w:p>
+    <w:p>
+      <w:r>
+        <w:rPr>
+          <w:rFonts w:ascii="Times New Roman" w:hAnsi="Times New Roman"/>
+          <w:b w:val="0"/>
+          <w:sz w:val="28"/>
+        </w:rPr>
+        <w:t>| Объект тобы | Негізгі деректер элементтері | Жүйедегі мақсаты | |-------------|------------------------------|------------------| | Ұйым және оқу құрылымы | Ұйым (тенант), факультет, кафедра, топ, пән | Деректерді ұйым бойынша оқшаулау; кесте мен талаптарды осы құрылымға байланыстыру [14], [19] | | Ресурстар мен уақыт | Аудитория, уақыт слоты, оқу кезеңі (семестр) | Қатал шектеулер: слот пен аудиторияның бос тұруы, сыйымдылық; генерацияның уақыт торы | | Оқу тапсырмасы және кесте нәтижесі | Оқу талабы, сабақ жазбасы (Lesson) | Генератордың кірісі (қанша сабақ, қай топ/пән/оқытушы) мен шығысы (слотқа тағайындалған кесте) | | Слот сигналдары | Слоттық педагогикалық белгілер (SlotPedagogicalFeatures) | Уақыт слотының қолайсыздығын 0…1 деңгейінде болжау үшін кіріс; деректерге бағытталған кесте құру идеясының нақтылауы [10], [19] | | Журналдау | Алгоритм жүргізу журналы (AlgorithmRunLog), сабақ өзгерістері | Генерация мен GA нәтижесін тексеру, қателерді іздеу; прототипті пайдаланушыға түсінікті ету |</w:t>
+      </w:r>
+    </w:p>
+    <w:p>
+      <w:r>
+        <w:rPr>
+          <w:rFonts w:ascii="Times New Roman" w:hAnsi="Times New Roman"/>
+          <w:b w:val="0"/>
+          <w:sz w:val="28"/>
+        </w:rPr>
+        <w:t>**Кесте 2** — Пайдаланушы рөлдері мен негізгі функциялар (MATIKA_PROTOTYPE)</w:t>
+      </w:r>
+    </w:p>
+    <w:p>
+      <w:r>
+        <w:rPr>
+          <w:rFonts w:ascii="Times New Roman" w:hAnsi="Times New Roman"/>
+          <w:b w:val="0"/>
+          <w:sz w:val="28"/>
+        </w:rPr>
+        <w:t>| Рөл | Негізгі функциялар | |-----|-------------------| | Студент | Жеке кестені қарау, экспорт (мысалы Excel, iCal), хабарламалар | | Оқытушы | Кесте мен топтарды қарау, оқытушы тілектерін жіберу, әкімшінің мақұлдауын күту | | Әкімші | Ұйымдық анықтамалар мен пайдаланушыларды басқару, оқу талаптары мен кестені генерациялау және GA арқылы оңтайландыру, слот болжамы (/scheduling/slot-prediction/), аналитика панелі, CSV экспорт |</w:t>
+      </w:r>
+    </w:p>
+    <w:p>
+      <w:r>
+        <w:rPr>
+          <w:rFonts w:ascii="Times New Roman" w:hAnsi="Times New Roman"/>
+          <w:b w:val="0"/>
+          <w:sz w:val="28"/>
+        </w:rPr>
+        <w:t>**Кесте 3** — Django қолданбалары және функциялық міндеттері</w:t>
+      </w:r>
+    </w:p>
+    <w:p>
+      <w:r>
+        <w:rPr>
+          <w:rFonts w:ascii="Times New Roman" w:hAnsi="Times New Roman"/>
+          <w:b w:val="0"/>
+          <w:sz w:val="28"/>
+        </w:rPr>
+        <w:t>| Қолданба | Функциялық міндеттері | |----------|----------------------| | accounts | Тіркелу, кіру, профиль, хабарламалар, әкімшілік әрекет журналы, профиль өзгерістерін келісу | | university | Ұйым (тенант), факультет, кафедра, топ, аудитория, уақыт слоттары, оқу кезеңдері, CSV импорт | | scheduling | Оқу талаптары, сабақ жазбалары, кесте генерациясы, GA, экспорт, REST API (/scheduling/api/…), оқытушы тілектері | | scheduling.ml | Слоттың қолайсыздығын болжау (Keras slot_unfitness.keras немесе эвристика), инференс конфигурациясы | | dashboard | Басты бет, аналитика (/analytics/), диаграммалар мен CSV |</w:t>
+      </w:r>
+    </w:p>
+    <w:p>
+      <w:r>
+        <w:rPr>
+          <w:rFonts w:ascii="Times New Roman" w:hAnsi="Times New Roman"/>
+          <w:b w:val="0"/>
+          <w:sz w:val="28"/>
+        </w:rPr>
+        <w:t>**Кесте 4** — Техникалық стек және қолдану мақсаты</w:t>
+      </w:r>
+    </w:p>
+    <w:p>
+      <w:r>
+        <w:rPr>
+          <w:rFonts w:ascii="Times New Roman" w:hAnsi="Times New Roman"/>
+          <w:b w:val="0"/>
+          <w:sz w:val="28"/>
+        </w:rPr>
+        <w:t>| Технология немесе құрал | Қолдану мақсаты | |-------------------------|----------------| | Python, Django 5.x (MVT) | Веб-қосымша, URL маршруттау, ORM, шаблондар | | SQLite (db.sqlite3) / PostgreSQL (DATABASE_URL) | Әзірлеу және өндіріс дерекқоры | | Django REST framework | Сессиялық аутентификациялы JSON API | | TensorFlow/Keras | Слот unfitness болжамы (модель болмаса эвристика) | | Bootstrap 5, Tailwind, Chart.js, WhiteNoise | Интерфейс, диаграммалар, статика | | locale/ (kk, ru, en), LocaleMiddleware | Халықаралықдандыру (i18n) | | Docker, Gunicorn (репозиторийде) | Өндіріске жақын ортада іске қосу |</w:t>
+      </w:r>
+    </w:p>
+    <w:p>
+      <w:r>
+        <w:rPr>
+          <w:rFonts w:ascii="Times New Roman" w:hAnsi="Times New Roman"/>
+          <w:b w:val="0"/>
+          <w:sz w:val="28"/>
+        </w:rPr>
+        <w:t>**Кесте 5** — Кесте генерациясы мен слот болжамы: қатал шектеулер және жобадағы әдепкі параметрлер</w:t>
+      </w:r>
+    </w:p>
+    <w:p>
+      <w:r>
+        <w:rPr>
+          <w:rFonts w:ascii="Times New Roman" w:hAnsi="Times New Roman"/>
+          <w:b w:val="0"/>
+          <w:sz w:val="28"/>
+        </w:rPr>
+        <w:t>| Элемент | Сипаттама (MATIKA_PROTOTYPE) | |---------|-------------------------------| | Қатал шектеулер | Бір уақыт слотында бір оқытушы, бір топ және бір аудитория тек бір сабаққа тиесілі; аудитория сыйымдылығы топ өлшемі мен талаптың минималды сыйымдылығынан кем емес | | Генерация тізбегі | generate_schedule (greedy орналастыру, _improve_schedule жергілікті жақсарту) → optimize_schedule (генетикалық алгоритм) | | GA әдепкі параметрлері | Халық саны 60, итерация саны 120 (scheduling.services.optimize_schedule) | | Слот болжамы мен айып | Болжам 0…1; генераторда ml_penalty_units, масштаб ML_PENALTY_SCALE = 12 (scheduling.ml.predict) | | Журналдау | AlgorithmRunLog — генерация/оңтайландыру жүргізулерінің нәтижесі мен параметрлері |</w:t>
+      </w:r>
+    </w:p>
+    <w:p>
+      <w:r>
+        <w:rPr>
+          <w:rFonts w:ascii="Times New Roman" w:hAnsi="Times New Roman"/>
+          <w:b w:val="0"/>
+          <w:sz w:val="28"/>
+        </w:rPr>
+        <w:t>Осылайша 1.3 тарауда міндет қойылған предметтік аудан мен жобаның негізгі деректер құрылымы кестелер арқылы нақтыланады; толық архитектура, деректер моделі, UML, нейро болжам, генерация және нәтижелерді бағалау 2-бөлімде (2.1–2.8) сипатталады.</w:t>
+      </w:r>
+    </w:p>
+    <w:p>
+      <w:r>
+        <w:rPr>
+          <w:rFonts w:ascii="Times New Roman" w:hAnsi="Times New Roman"/>
+          <w:b w:val="0"/>
+          <w:sz w:val="28"/>
+        </w:rPr>
+        <w:t>1-бөлімнің қорытындысында теориялық негіз мен міндет қою логикасы анықталды; 2-бөлімде MATIKA жүйесінің архитектурасы, модульдері, деректер базасы, UML, нейро болжам, генерация және нәтижелерді бағалау (2.8) нақты сипатталады.</w:t>
       </w:r>
     </w:p>
     <w:p>

--- a/docs/Дипломка документация.docx
+++ b/docs/Дипломка документация.docx
@@ -211,16 +211,6 @@
           <w:sz w:val="28"/>
         </w:rPr>
         <w:t>2 Жобалау және әзірлеу ........................................................</w:t>
-      </w:r>
-    </w:p>
-    <w:p>
-      <w:r>
-        <w:rPr>
-          <w:rFonts w:ascii="Times New Roman" w:hAnsi="Times New Roman"/>
-          <w:b w:val="0"/>
-          <w:sz w:val="28"/>
-        </w:rPr>
-        <w:t>Кестелер жинағы ..............................................................</w:t>
       </w:r>
     </w:p>
     <w:p>
@@ -456,9 +446,335 @@
           <w:b w:val="0"/>
           <w:sz w:val="28"/>
         </w:rPr>
-        <w:t>Төменде MATIKA_PROTOTYPE жобасындағы ақпараттық модельдің негізгі объектілері, пайдаланушы рөлдері, Django қолданбалары, техникалық стек пен кесте генерациясы мен болжам параметрлері жүйеленген кестелер түрінде беріледі; толық техникалық сипаттама 2-бөлімде жазылады.</w:t>
+        <w:t>Ақпараттық модельдің негізгі объектілері мен олардың кесте мен болжамдағы рөлі төмендегі **кесте 1**-де жинақталған; пайдаланушы рөлдері, Django қолданбалары, техникалық стек пен генерация параметрлері сәйкесінше 2.1, 2.2 және 2.7 тарауларындағы кестелерде беріледі; толық техникалық сипаттама 2-бөлімде жазылады.</w:t>
       </w:r>
     </w:p>
+    <w:p>
+      <w:pPr>
+        <w:ind w:firstLine="0" w:left="0"/>
+      </w:pPr>
+      <w:r>
+        <w:rPr>
+          <w:rFonts w:ascii="Times New Roman" w:hAnsi="Times New Roman"/>
+          <w:b/>
+          <w:sz w:val="28"/>
+        </w:rPr>
+        <w:t>Кесте 1 — MATIKA ақпараттық моделінің негізгі объектілері мен олардың кесте мен болжамдағы рөлі (MATIKA_PROTOTYPE)</w:t>
+      </w:r>
+    </w:p>
+    <w:tbl>
+      <w:tblPr>
+        <w:tblStyle w:val="TableGrid"/>
+        <w:tblW w:type="auto" w:w="0"/>
+        <w:tblLook w:firstColumn="1" w:firstRow="1" w:lastColumn="0" w:lastRow="0" w:noHBand="0" w:noVBand="1" w:val="04A0"/>
+      </w:tblPr>
+      <w:tblGrid>
+        <w:gridCol w:w="3324"/>
+        <w:gridCol w:w="3324"/>
+        <w:gridCol w:w="3324"/>
+      </w:tblGrid>
+      <w:tr>
+        <w:tc>
+          <w:tcPr>
+            <w:tcW w:type="dxa" w:w="3324"/>
+          </w:tcPr>
+          <w:p>
+            <w:r/>
+            <w:r>
+              <w:rPr>
+                <w:rFonts w:ascii="Times New Roman" w:hAnsi="Times New Roman"/>
+                <w:b/>
+                <w:sz w:val="24"/>
+              </w:rPr>
+              <w:t>Объект тобы</w:t>
+            </w:r>
+          </w:p>
+        </w:tc>
+        <w:tc>
+          <w:tcPr>
+            <w:tcW w:type="dxa" w:w="3324"/>
+          </w:tcPr>
+          <w:p>
+            <w:r/>
+            <w:r>
+              <w:rPr>
+                <w:rFonts w:ascii="Times New Roman" w:hAnsi="Times New Roman"/>
+                <w:b/>
+                <w:sz w:val="24"/>
+              </w:rPr>
+              <w:t>Негізгі деректер элементтері</w:t>
+            </w:r>
+          </w:p>
+        </w:tc>
+        <w:tc>
+          <w:tcPr>
+            <w:tcW w:type="dxa" w:w="3324"/>
+          </w:tcPr>
+          <w:p>
+            <w:r/>
+            <w:r>
+              <w:rPr>
+                <w:rFonts w:ascii="Times New Roman" w:hAnsi="Times New Roman"/>
+                <w:b/>
+                <w:sz w:val="24"/>
+              </w:rPr>
+              <w:t>Жүйедегі мақсаты</w:t>
+            </w:r>
+          </w:p>
+        </w:tc>
+      </w:tr>
+      <w:tr>
+        <w:tc>
+          <w:tcPr>
+            <w:tcW w:type="dxa" w:w="3324"/>
+          </w:tcPr>
+          <w:p>
+            <w:r/>
+            <w:r>
+              <w:rPr>
+                <w:rFonts w:ascii="Times New Roman" w:hAnsi="Times New Roman"/>
+                <w:b w:val="0"/>
+                <w:sz w:val="24"/>
+              </w:rPr>
+              <w:t>Ұйым және оқу құрылымы</w:t>
+            </w:r>
+          </w:p>
+        </w:tc>
+        <w:tc>
+          <w:tcPr>
+            <w:tcW w:type="dxa" w:w="3324"/>
+          </w:tcPr>
+          <w:p>
+            <w:r/>
+            <w:r>
+              <w:rPr>
+                <w:rFonts w:ascii="Times New Roman" w:hAnsi="Times New Roman"/>
+                <w:b w:val="0"/>
+                <w:sz w:val="24"/>
+              </w:rPr>
+              <w:t>Ұйым (тенант), факультет, кафедра, топ, пән</w:t>
+            </w:r>
+          </w:p>
+        </w:tc>
+        <w:tc>
+          <w:tcPr>
+            <w:tcW w:type="dxa" w:w="3324"/>
+          </w:tcPr>
+          <w:p>
+            <w:r/>
+            <w:r>
+              <w:rPr>
+                <w:rFonts w:ascii="Times New Roman" w:hAnsi="Times New Roman"/>
+                <w:b w:val="0"/>
+                <w:sz w:val="24"/>
+              </w:rPr>
+              <w:t>Деректерді ұйым бойынша оқшаулау; кесте мен талаптарды осы құрылымға байланыстыру [14], [19]</w:t>
+            </w:r>
+          </w:p>
+        </w:tc>
+      </w:tr>
+      <w:tr>
+        <w:tc>
+          <w:tcPr>
+            <w:tcW w:type="dxa" w:w="3324"/>
+          </w:tcPr>
+          <w:p>
+            <w:r/>
+            <w:r>
+              <w:rPr>
+                <w:rFonts w:ascii="Times New Roman" w:hAnsi="Times New Roman"/>
+                <w:b w:val="0"/>
+                <w:sz w:val="24"/>
+              </w:rPr>
+              <w:t>Ресурстар мен уақыт</w:t>
+            </w:r>
+          </w:p>
+        </w:tc>
+        <w:tc>
+          <w:tcPr>
+            <w:tcW w:type="dxa" w:w="3324"/>
+          </w:tcPr>
+          <w:p>
+            <w:r/>
+            <w:r>
+              <w:rPr>
+                <w:rFonts w:ascii="Times New Roman" w:hAnsi="Times New Roman"/>
+                <w:b w:val="0"/>
+                <w:sz w:val="24"/>
+              </w:rPr>
+              <w:t>Аудитория, уақыт слоты, оқу кезеңі (семестр)</w:t>
+            </w:r>
+          </w:p>
+        </w:tc>
+        <w:tc>
+          <w:tcPr>
+            <w:tcW w:type="dxa" w:w="3324"/>
+          </w:tcPr>
+          <w:p>
+            <w:r/>
+            <w:r>
+              <w:rPr>
+                <w:rFonts w:ascii="Times New Roman" w:hAnsi="Times New Roman"/>
+                <w:b w:val="0"/>
+                <w:sz w:val="24"/>
+              </w:rPr>
+              <w:t>Қатал шектеулер: слот пен аудиторияның бос тұруы, сыйымдылық; генерацияның уақыт торы</w:t>
+            </w:r>
+          </w:p>
+        </w:tc>
+      </w:tr>
+      <w:tr>
+        <w:tc>
+          <w:tcPr>
+            <w:tcW w:type="dxa" w:w="3324"/>
+          </w:tcPr>
+          <w:p>
+            <w:r/>
+            <w:r>
+              <w:rPr>
+                <w:rFonts w:ascii="Times New Roman" w:hAnsi="Times New Roman"/>
+                <w:b w:val="0"/>
+                <w:sz w:val="24"/>
+              </w:rPr>
+              <w:t>Оқу тапсырмасы және кесте нәтижесі</w:t>
+            </w:r>
+          </w:p>
+        </w:tc>
+        <w:tc>
+          <w:tcPr>
+            <w:tcW w:type="dxa" w:w="3324"/>
+          </w:tcPr>
+          <w:p>
+            <w:r/>
+            <w:r>
+              <w:rPr>
+                <w:rFonts w:ascii="Times New Roman" w:hAnsi="Times New Roman"/>
+                <w:b w:val="0"/>
+                <w:sz w:val="24"/>
+              </w:rPr>
+              <w:t>Оқу талабы, сабақ жазбасы (`Lesson`)</w:t>
+            </w:r>
+          </w:p>
+        </w:tc>
+        <w:tc>
+          <w:tcPr>
+            <w:tcW w:type="dxa" w:w="3324"/>
+          </w:tcPr>
+          <w:p>
+            <w:r/>
+            <w:r>
+              <w:rPr>
+                <w:rFonts w:ascii="Times New Roman" w:hAnsi="Times New Roman"/>
+                <w:b w:val="0"/>
+                <w:sz w:val="24"/>
+              </w:rPr>
+              <w:t>Генератордың кірісі (қанша сабақ, қай топ/пән/оқытушы) мен шығысы (слотқа тағайындалған кесте)</w:t>
+            </w:r>
+          </w:p>
+        </w:tc>
+      </w:tr>
+      <w:tr>
+        <w:tc>
+          <w:tcPr>
+            <w:tcW w:type="dxa" w:w="3324"/>
+          </w:tcPr>
+          <w:p>
+            <w:r/>
+            <w:r>
+              <w:rPr>
+                <w:rFonts w:ascii="Times New Roman" w:hAnsi="Times New Roman"/>
+                <w:b w:val="0"/>
+                <w:sz w:val="24"/>
+              </w:rPr>
+              <w:t>Слот сигналдары</w:t>
+            </w:r>
+          </w:p>
+        </w:tc>
+        <w:tc>
+          <w:tcPr>
+            <w:tcW w:type="dxa" w:w="3324"/>
+          </w:tcPr>
+          <w:p>
+            <w:r/>
+            <w:r>
+              <w:rPr>
+                <w:rFonts w:ascii="Times New Roman" w:hAnsi="Times New Roman"/>
+                <w:b w:val="0"/>
+                <w:sz w:val="24"/>
+              </w:rPr>
+              <w:t>Слоттық педагогикалық белгілер (`SlotPedagogicalFeatures`)</w:t>
+            </w:r>
+          </w:p>
+        </w:tc>
+        <w:tc>
+          <w:tcPr>
+            <w:tcW w:type="dxa" w:w="3324"/>
+          </w:tcPr>
+          <w:p>
+            <w:r/>
+            <w:r>
+              <w:rPr>
+                <w:rFonts w:ascii="Times New Roman" w:hAnsi="Times New Roman"/>
+                <w:b w:val="0"/>
+                <w:sz w:val="24"/>
+              </w:rPr>
+              <w:t>Уақыт слотының қолайсыздығын 0…1 деңгейінде болжау үшін кіріс; деректерге бағытталған кесте құру идеясының нақтылауы [10], [19]</w:t>
+            </w:r>
+          </w:p>
+        </w:tc>
+      </w:tr>
+      <w:tr>
+        <w:tc>
+          <w:tcPr>
+            <w:tcW w:type="dxa" w:w="3324"/>
+          </w:tcPr>
+          <w:p>
+            <w:r/>
+            <w:r>
+              <w:rPr>
+                <w:rFonts w:ascii="Times New Roman" w:hAnsi="Times New Roman"/>
+                <w:b w:val="0"/>
+                <w:sz w:val="24"/>
+              </w:rPr>
+              <w:t>Журналдау</w:t>
+            </w:r>
+          </w:p>
+        </w:tc>
+        <w:tc>
+          <w:tcPr>
+            <w:tcW w:type="dxa" w:w="3324"/>
+          </w:tcPr>
+          <w:p>
+            <w:r/>
+            <w:r>
+              <w:rPr>
+                <w:rFonts w:ascii="Times New Roman" w:hAnsi="Times New Roman"/>
+                <w:b w:val="0"/>
+                <w:sz w:val="24"/>
+              </w:rPr>
+              <w:t>Алгоритм жүргізу журналы (`AlgorithmRunLog`), сабақ өзгерістері</w:t>
+            </w:r>
+          </w:p>
+        </w:tc>
+        <w:tc>
+          <w:tcPr>
+            <w:tcW w:type="dxa" w:w="3324"/>
+          </w:tcPr>
+          <w:p>
+            <w:r/>
+            <w:r>
+              <w:rPr>
+                <w:rFonts w:ascii="Times New Roman" w:hAnsi="Times New Roman"/>
+                <w:b w:val="0"/>
+                <w:sz w:val="24"/>
+              </w:rPr>
+              <w:t>Генерация мен GA нәтижесін тексеру, қателерді іздеу; прототипті пайдаланушыға түсінікті ету</w:t>
+            </w:r>
+          </w:p>
+        </w:tc>
+      </w:tr>
+    </w:tbl>
+    <w:p/>
     <w:p>
       <w:r>
         <w:rPr>
@@ -466,107 +782,7 @@
           <w:b w:val="0"/>
           <w:sz w:val="28"/>
         </w:rPr>
-        <w:t>**Кесте 1** — MATIKA ақпараттық моделінің негізгі объектілері мен олардың кесте мен болжамдағы рөлі (MATIKA_PROTOTYPE)</w:t>
-      </w:r>
-    </w:p>
-    <w:p>
-      <w:r>
-        <w:rPr>
-          <w:rFonts w:ascii="Times New Roman" w:hAnsi="Times New Roman"/>
-          <w:b w:val="0"/>
-          <w:sz w:val="28"/>
-        </w:rPr>
-        <w:t>| Объект тобы | Негізгі деректер элементтері | Жүйедегі мақсаты | |-------------|------------------------------|------------------| | Ұйым және оқу құрылымы | Ұйым (тенант), факультет, кафедра, топ, пән | Деректерді ұйым бойынша оқшаулау; кесте мен талаптарды осы құрылымға байланыстыру [14], [19] | | Ресурстар мен уақыт | Аудитория, уақыт слоты, оқу кезеңі (семестр) | Қатал шектеулер: слот пен аудиторияның бос тұруы, сыйымдылық; генерацияның уақыт торы | | Оқу тапсырмасы және кесте нәтижесі | Оқу талабы, сабақ жазбасы (Lesson) | Генератордың кірісі (қанша сабақ, қай топ/пән/оқытушы) мен шығысы (слотқа тағайындалған кесте) | | Слот сигналдары | Слоттық педагогикалық белгілер (SlotPedagogicalFeatures) | Уақыт слотының қолайсыздығын 0…1 деңгейінде болжау үшін кіріс; деректерге бағытталған кесте құру идеясының нақтылауы [10], [19] | | Журналдау | Алгоритм жүргізу журналы (AlgorithmRunLog), сабақ өзгерістері | Генерация мен GA нәтижесін тексеру, қателерді іздеу; прототипті пайдаланушыға түсінікті ету |</w:t>
-      </w:r>
-    </w:p>
-    <w:p>
-      <w:r>
-        <w:rPr>
-          <w:rFonts w:ascii="Times New Roman" w:hAnsi="Times New Roman"/>
-          <w:b w:val="0"/>
-          <w:sz w:val="28"/>
-        </w:rPr>
-        <w:t>**Кесте 2** — Пайдаланушы рөлдері мен негізгі функциялар (MATIKA_PROTOTYPE)</w:t>
-      </w:r>
-    </w:p>
-    <w:p>
-      <w:r>
-        <w:rPr>
-          <w:rFonts w:ascii="Times New Roman" w:hAnsi="Times New Roman"/>
-          <w:b w:val="0"/>
-          <w:sz w:val="28"/>
-        </w:rPr>
-        <w:t>| Рөл | Негізгі функциялар | |-----|-------------------| | Студент | Жеке кестені қарау, экспорт (мысалы Excel, iCal), хабарламалар | | Оқытушы | Кесте мен топтарды қарау, оқытушы тілектерін жіберу, әкімшінің мақұлдауын күту | | Әкімші | Ұйымдық анықтамалар мен пайдаланушыларды басқару, оқу талаптары мен кестені генерациялау және GA арқылы оңтайландыру, слот болжамы (/scheduling/slot-prediction/), аналитика панелі, CSV экспорт |</w:t>
-      </w:r>
-    </w:p>
-    <w:p>
-      <w:r>
-        <w:rPr>
-          <w:rFonts w:ascii="Times New Roman" w:hAnsi="Times New Roman"/>
-          <w:b w:val="0"/>
-          <w:sz w:val="28"/>
-        </w:rPr>
-        <w:t>**Кесте 3** — Django қолданбалары және функциялық міндеттері</w:t>
-      </w:r>
-    </w:p>
-    <w:p>
-      <w:r>
-        <w:rPr>
-          <w:rFonts w:ascii="Times New Roman" w:hAnsi="Times New Roman"/>
-          <w:b w:val="0"/>
-          <w:sz w:val="28"/>
-        </w:rPr>
-        <w:t>| Қолданба | Функциялық міндеттері | |----------|----------------------| | accounts | Тіркелу, кіру, профиль, хабарламалар, әкімшілік әрекет журналы, профиль өзгерістерін келісу | | university | Ұйым (тенант), факультет, кафедра, топ, аудитория, уақыт слоттары, оқу кезеңдері, CSV импорт | | scheduling | Оқу талаптары, сабақ жазбалары, кесте генерациясы, GA, экспорт, REST API (/scheduling/api/…), оқытушы тілектері | | scheduling.ml | Слоттың қолайсыздығын болжау (Keras slot_unfitness.keras немесе эвристика), инференс конфигурациясы | | dashboard | Басты бет, аналитика (/analytics/), диаграммалар мен CSV |</w:t>
-      </w:r>
-    </w:p>
-    <w:p>
-      <w:r>
-        <w:rPr>
-          <w:rFonts w:ascii="Times New Roman" w:hAnsi="Times New Roman"/>
-          <w:b w:val="0"/>
-          <w:sz w:val="28"/>
-        </w:rPr>
-        <w:t>**Кесте 4** — Техникалық стек және қолдану мақсаты</w:t>
-      </w:r>
-    </w:p>
-    <w:p>
-      <w:r>
-        <w:rPr>
-          <w:rFonts w:ascii="Times New Roman" w:hAnsi="Times New Roman"/>
-          <w:b w:val="0"/>
-          <w:sz w:val="28"/>
-        </w:rPr>
-        <w:t>| Технология немесе құрал | Қолдану мақсаты | |-------------------------|----------------| | Python, Django 5.x (MVT) | Веб-қосымша, URL маршруттау, ORM, шаблондар | | SQLite (db.sqlite3) / PostgreSQL (DATABASE_URL) | Әзірлеу және өндіріс дерекқоры | | Django REST framework | Сессиялық аутентификациялы JSON API | | TensorFlow/Keras | Слот unfitness болжамы (модель болмаса эвристика) | | Bootstrap 5, Tailwind, Chart.js, WhiteNoise | Интерфейс, диаграммалар, статика | | locale/ (kk, ru, en), LocaleMiddleware | Халықаралықдандыру (i18n) | | Docker, Gunicorn (репозиторийде) | Өндіріске жақын ортада іске қосу |</w:t>
-      </w:r>
-    </w:p>
-    <w:p>
-      <w:r>
-        <w:rPr>
-          <w:rFonts w:ascii="Times New Roman" w:hAnsi="Times New Roman"/>
-          <w:b w:val="0"/>
-          <w:sz w:val="28"/>
-        </w:rPr>
-        <w:t>**Кесте 5** — Кесте генерациясы мен слот болжамы: қатал шектеулер және жобадағы әдепкі параметрлер</w:t>
-      </w:r>
-    </w:p>
-    <w:p>
-      <w:r>
-        <w:rPr>
-          <w:rFonts w:ascii="Times New Roman" w:hAnsi="Times New Roman"/>
-          <w:b w:val="0"/>
-          <w:sz w:val="28"/>
-        </w:rPr>
-        <w:t>| Элемент | Сипаттама (MATIKA_PROTOTYPE) | |---------|-------------------------------| | Қатал шектеулер | Бір уақыт слотында бір оқытушы, бір топ және бір аудитория тек бір сабаққа тиесілі; аудитория сыйымдылығы топ өлшемі мен талаптың минималды сыйымдылығынан кем емес | | Генерация тізбегі | generate_schedule (greedy орналастыру, _improve_schedule жергілікті жақсарту) → optimize_schedule (генетикалық алгоритм) | | GA әдепкі параметрлері | Халық саны 60, итерация саны 120 (scheduling.services.optimize_schedule) | | Слот болжамы мен айып | Болжам 0…1; генераторда ml_penalty_units, масштаб ML_PENALTY_SCALE = 12 (scheduling.ml.predict) | | Журналдау | AlgorithmRunLog — генерация/оңтайландыру жүргізулерінің нәтижесі мен параметрлері |</w:t>
-      </w:r>
-    </w:p>
-    <w:p>
-      <w:r>
-        <w:rPr>
-          <w:rFonts w:ascii="Times New Roman" w:hAnsi="Times New Roman"/>
-          <w:b w:val="0"/>
-          <w:sz w:val="28"/>
-        </w:rPr>
-        <w:t>Осылайша 1.3 тарауда міндет қойылған предметтік аудан мен жобаның негізгі деректер құрылымы кестелер арқылы нақтыланады; толық архитектура, деректер моделі, UML, нейро болжам, генерация және нәтижелерді бағалау 2-бөлімде (2.1–2.8) сипатталады.</w:t>
+        <w:t>Осылайша 1.3 тарауда міндет қойылған предметтік аудан мен жобаның негізгі деректер құрылымы кесте арқылы нақтыланады; толық архитектура, деректер моделі, UML, нейро болжам, генерация және нәтижелерді бағалау 2-бөлімде (2.1–2.8) сипатталады.</w:t>
       </w:r>
     </w:p>
     <w:p>
@@ -614,7 +830,314 @@
           <w:b w:val="0"/>
           <w:sz w:val="28"/>
         </w:rPr>
-        <w:t>MATIKA ақпараттық жүйесі клиент-сервер архитектурасында жұмыс істейді: пайдаланушы веб-браузер арқылы HTTP(S) сұрауларын жібереді, серверде Python ортасында орналасқан Django қосымшасы сұрауды өңдеп, HTML бетін, файл экспортын немесе JSON API жауабын қайтарады. Бұл схема оқу орындарында кесте мен анықтамаларды орталықтандыру үшін қолданылатын веб-жүйелердің типтік сипаттамасымен үйлеседі; деректерге бағытталған кесте құру идеясы [10] MATIKA-да дерекқордағы анықтамалар, слоттық педагогикалық белгілер және генерация алгоритмдері арқылы нақтыленеді. Жасанды интеллект элементтері кесте генерациясына кіріктірілген жүйелер әдебиетте де қарастырылады [14], [25]; MATIKA-да бұл рөлді слоттың ыңғайсыздығын болжау (TensorFlow/Keras немесе эвристика) мен greedy және генетикалық оңтайландыру орындайды (толығырақ 2.6 және 2.7 тарауларында). Логикалық деңгейлер тұрғысынан жүйені үш қабатқа жіктеу ыңғайлы: көрсету қабаты (Django шаблондары, Bootstrap, Chart.js сияқты клиенттік кітапханалар), қолданба логикасы қабаты (көріністер, формалар, қызметтер, ML инференс), деректер қабаты (ORM арқылы SQLite немесе PostgreSQL). Бұл бөлініс кодты сақтауды жеңілдетеді және бір компонентті (мысалы, экспорт форматын) өзгерту басқаларға шектелген әсер етеді. Көрсету қабатында беттер, навигация және формалар templates/ және static/ арқылы беріледі; қолданба қабатында URL маршруттау, рөлдер, генерация логикасы және REST API views.py, services.py, rest_framework арқылы жүзеге асады; деректер қабатында үлгілер, миграциялар және сұраулар Django ORM және SQLite немесе PostgreSQL арқылы қамтамасыз етіледі. Жобаның техникалық негізі — Django 5.x веб-фреймворгі: модель-көрініс-шаблон (MVT) үлгісі қолданылады, бұл MVC-ге аналогиялы, бірақ Django-да «контроллер» рөлін URL конфигурациясы мен көріністер бірлесіп атқарады. Жобаның түпкі каталогында matika/ пакеті орналасады: settings.py ішінде INSTALLED_APPS, MIDDLEWARE, дерекқор, тілдер, статика және халықаралықдандыру (locale/) бапталады; urls.py түпкі URL схемасын анықтайды; wsgi.py және asgi.py веб-сервер интерфейстеріне қызмет етеді. Әдепкі әзірлеу ортасында дерекқор ретінде SQLite (db.sqlite3) қолданылады; өндірістік немесе Docker ортасында DATABASE_URL арқылы PostgreSQL қосылуы мүмкін — бұл масштабтау мен бір мезгілде бірнеше жұмыс процесінің сұрауларын қолдау үшін ыңғайлы. Статикалық файлдар WhiteNoise арқылы беріледі; мультитілді интерфейс LocaleMiddleware және locale/kk, ru, en аудармаларымен қамтамасыз етіледі. INSTALLED_APPS ішіндегі домендік қолданбаларға сәйкес accounts пайдаланушыларды, рөлдерді, хабарламаларды, әкімші әрекет журналын және профиль өзгерістерін келісу сценарийлерін қамтиды; university ұйымды (тенант), факультет, кафедра, топ, аудитория, уақыт слоттары мен оқу кезеңдерін білдіретін анықтамаларды басқарады; scheduling оқу талаптарын, сабақ жазбаларын, кесте генерациясын, экспортты және REST API ұсынады; scheduling.ml слоттың ыңғайсыздығын болжауға арналған Keras және эвристика логикасын бөлек AppConfig ретінде жинақтайды; dashboard басты бет пен аналитика панелін береді. Жүйе маршруттау иерархиясы келесі түрде ұйымдастырылады: түпкі matika/urls.py /admin/ Django әкімшілігін, /i18n/ тіл ауыстыруын, түпкі жолды dashboard қолданбасына, /accounts/ — тіркелу және кіру сценарийлеріне, /university/ — анықтамалар мен әкімші деректерін басқаруға, /scheduling/ — жеке кесте, генерация, слот болжамы және API-ға бағыттайды. Бұл URL құрылымы доменді функцияларға сәйкес бөлінген модульдік архитектураны көрсетеді: бір қолданба басқа қолданбаның ішкі жолдарын «білмейді», тек түпкі include арқылы байланысады. Сұрау өңдеу тізбегі (middleware) қауіпсіздік пен сессия үшін маңызды: SecurityMiddleware, WhiteNoiseMiddleware, SessionMiddleware, LocaleMiddleware, CsrfViewMiddleware, AuthenticationMiddleware, MessageMiddleware, XFrameOptionsMiddleware, сондай-ақ accounts ішіндегі әкімші әрекеттерін журналдау орта ПО. CSRF қорғанысы формалар арқылы күйге түзетілген өзгерістер үшін қажет; сессиялар әзірлеу режимінде SQLite қулдығын азайту үшін cookie-ге негізделген схема қолданылуы мүмкін (settings.py логикасы). Бұл шешімдер дипломдық жұмыста техникалық емес, бірақ прототиптің тұрақты жұмыс істеуі үшін нақты таңдалған инженерлік шешімдер болып табылады. Пайдаланушы моделі AbstractUser ұлғайтылып, электрондық пошта логин ретінде қолданылады; рөлдер мәтіндік таңдау арқылы беріледі: әкімші, оқытушы, студент. Әр пайдаланушы university.Organization жазбасына байланысты — бұл бір дерекқорда бірнеше оқу ұйымының деректерін логикалық оқшаулауға мүмкіндік беретін тенант моделі (субдомендік SaaS емес, дерекқор деңгейіндегі бөлу). Мұндай оқшаулау көп факультетті университет немесе демо деректерді нақты деректерден ажырату үшін ыңғайлы. Қосымша интеграциялар: rest_framework арқылы GET /scheduling/api/lessons/ сияқты REST нүктелері сессиялық аутентификациямен жұмыс істейді — бұл мобильді немесе сыртқы клиенттерді болашақта қосуға негіз бола алады. Экспорт форматтары (Excel, iCal) қолданба ішінде генерацияланады және файл жауабы ретінде беріледі. Аналитика бөлімі dashboard қолданбасында орналасқан жеке маршруттармен (analytics, CSV экспорт) бөлінген. Өндірістік ортаға жақын сценарий үшін репозиторийде Dockerfile және docker-compose.yml бар: PostgreSQL контейнері мен Gunicorn арқылы іске қосылған веб-қызмет бір стекте тұрады. Бұл архитектуралық схеманы «бір командамен көтеру» мүмкіндігімен сипаттауға болады; нақты қауіпсіздік талаптары (HTTPS, құпия кілттер, SMTP) дипломдық прототиптен бөлек құжатталады. Сыртқы компоненттер тұрғысынан: клиент — браузер (HTML, статика); сервер — Django қосымшасы; деректер — SQLite немесе PostgreSQL; слот болжамы үшін TensorFlow/Keras модель файлы болса инференс [6], болмаса эвристика; Docker ортасында PostgreSQL пен Gunicorn бір стекте жұмыс істеуі мүмкін. 2.1 тарау қорытындысында MATIKA жүйесінің жалпы клиент-сервер құрылымы, Django негізіндегі модульдік бөлініс (accounts, university, scheduling, scheduling.ml, dashboard), URL маршруттау принципі, дерекқордың екі режимі (SQLite/PostgreSQL), тенанттық ұйым оқшаулауы және middleware тізбегі сипатталды. Келесі 2.2 тарауда әр қолданбаның функциялық міндеттері мен ішкі компоненттері толығырақ жоспарланады, 2.3 тарауда деректер моделі, 2.4 тарауда UML бейнелері беріледі.</w:t>
+        <w:t>MATIKA ақпараттық жүйесі клиент-сервер архитектурасында жұмыс істейді: пайдаланушы веб-браузер арқылы HTTP(S) сұрауларын жібереді, серверде Python ортасында орналасқан Django қосымшасы сұрауды өңдеп, HTML бетін, файл экспортын немесе JSON API жауабын қайтарады. Бұл схема оқу орындарында кесте мен анықтамаларды орталықтандыру үшін қолданылатын веб-жүйелердің типтік сипаттамасымен үйлеседі; деректерге бағытталған кесте құру идеясы [10] MATIKA-да дерекқордағы анықтамалар, слоттық педагогикалық белгілер және генерация алгоритмдері арқылы нақтыленеді. Жасанды интеллект элементтері кесте генерациясына кіріктірілген жүйелер әдебиетте де қарастырылады [14], [25]; MATIKA-да бұл рөлді слоттың ыңғайсыздығын болжау (TensorFlow/Keras немесе эвристика) мен greedy және генетикалық оңтайландыру орындайды (толығырақ 2.6 және 2.7 тарауларында). Логикалық деңгейлер тұрғысынан жүйені үш қабатқа жіктеу ыңғайлы: көрсету қабаты (Django шаблондары, Bootstrap, Chart.js сияқты клиенттік кітапханалар), қолданба логикасы қабаты (көріністер, формалар, қызметтер, ML инференс), деректер қабаты (ORM арқылы SQLite немесе PostgreSQL). Бұл бөлініс кодты сақтауды жеңілдетеді және бір компонентті (мысалы, экспорт форматын) өзгерту басқаларға шектелген әсер етеді. Көрсету қабатында беттер, навигация және формалар templates/ және static/ арқылы беріледі; қолданба қабатында URL маршруттау, рөлдер, генерация логикасы және REST API views.py, services.py, rest_framework арқылы жүзеге асады; деректер қабатында үлгілер, миграциялар және сұраулар Django ORM және SQLite немесе PostgreSQL арқылы қамтамасыз етіледі. Жобаның техникалық негізі — Django 5.x веб-фреймворгі: модель-көрініс-шаблон (MVT) үлгісі қолданылады, бұл MVC-ге аналогиялы, бірақ Django-да «контроллер» рөлін URL конфигурациясы мен көріністер бірлесіп атқарады. Жобаның түпкі каталогында matika/ пакеті орналасады: settings.py ішінде INSTALLED_APPS, MIDDLEWARE, дерекқор, тілдер, статика және халықаралықдандыру (locale/) бапталады; urls.py түпкі URL схемасын анықтайды; wsgi.py және asgi.py веб-сервер интерфейстеріне қызмет етеді. Әдепкі әзірлеу ортасында дерекқор ретінде SQLite (db.sqlite3) қолданылады; өндірістік немесе Docker ортасында DATABASE_URL арқылы PostgreSQL қосылуы мүмкін — бұл масштабтау мен бір мезгілде бірнеше жұмыс процесінің сұрауларын қолдау үшін ыңғайлы. Статикалық файлдар WhiteNoise арқылы беріледі; мультитілді интерфейс LocaleMiddleware және locale/kk, ru, en аудармаларымен қамтамасыз етіледі. INSTALLED_APPS ішіндегі домендік қолданбаларға сәйкес accounts пайдаланушыларды, рөлдерді, хабарламаларды, әкімші әрекет журналын және профиль өзгерістерін келісу сценарийлерін қамтиды; university ұйымды (тенант), факультет, кафедра, топ, аудитория, уақыт слоттары мен оқу кезеңдерін білдіретін анықтамаларды басқарады; scheduling оқу талаптарын, сабақ жазбаларын, кесте генерациясын, экспортты және REST API ұсынады; scheduling.ml слоттың ыңғайсыздығын болжауға арналған Keras және эвристика логикасын бөлек AppConfig ретінде жинақтайды; dashboard басты бет пен аналитика панелін береді. Жүйе маршруттау иерархиясы келесі түрде ұйымдастырылады: түпкі matika/urls.py /admin/ Django әкімшілігін, /i18n/ тіл ауыстыруын, түпкі жолды dashboard қолданбасына, /accounts/ — тіркелу және кіру сценарийлеріне, /university/ — анықтамалар мен әкімші деректерін басқаруға, /scheduling/ — жеке кесте, генерация, слот болжамы және API-ға бағыттайды. Бұл URL құрылымы доменді функцияларға сәйкес бөлінген модульдік архитектураны көрсетеді: бір қолданба басқа қолданбаның ішкі жолдарын «білмейді», тек түпкі include арқылы байланысады. Сұрау өңдеу тізбегі (middleware) қауіпсіздік пен сессия үшін маңызды: SecurityMiddleware, WhiteNoiseMiddleware, SessionMiddleware, LocaleMiddleware, CsrfViewMiddleware, AuthenticationMiddleware, MessageMiddleware, XFrameOptionsMiddleware, сондай-ақ accounts ішіндегі әкімші әрекеттерін журналдау орта ПО. CSRF қорғанысы формалар арқылы күйге түзетілген өзгерістер үшін қажет; сессиялар әзірлеу режимінде SQLite қулдығын азайту үшін cookie-ге негізделген схема қолданылуы мүмкін (settings.py логикасы). Бұл шешімдер дипломдық жұмыста техникалық емес, бірақ прототиптің тұрақты жұмыс істеуі үшін нақты таңдалған инженерлік шешімдер болып табылады. Пайдаланушы моделі AbstractUser ұлғайтылып, электрондық пошта логин ретінде қолданылады; рөлдер мәтіндік таңдау арқылы беріледі: әкімші, оқытушы, студент. Әр пайдаланушы university.Organization жазбасына байланысты — бұл бір дерекқорда бірнеше оқу ұйымының деректерін логикалық оқшаулауға мүмкіндік беретін тенант моделі (субдомендік SaaS емес, дерекқор деңгейіндегі бөлу). Мұндай оқшаулау көп факультетті университет немесе демо деректерді нақты деректерден ажырату үшін ыңғайлы. Қосымша интеграциялар: rest_framework арқылы GET /scheduling/api/lessons/ сияқты REST нүктелері сессиялық аутентификациямен жұмыс істейді — бұл мобильді немесе сыртқы клиенттерді болашақта қосуға негіз бола алады. Экспорт форматтары (Excel, iCal) қолданба ішінде генерацияланады және файл жауабы ретінде беріледі. Аналитика бөлімі dashboard қолданбасында орналасқан жеке маршруттармен (analytics, CSV экспорт) бөлінген. Өндірістік ортаға жақын сценарий үшін репозиторийде Dockerfile және docker-compose.yml бар: PostgreSQL контейнері мен Gunicorn арқылы іске қосылған веб-қызмет бір стекте тұрады. Бұл архитектуралық схеманы «бір командамен көтеру» мүмкіндігімен сипаттауға болады; нақты қауіпсіздік талаптары (HTTPS, құпия кілттер, SMTP) дипломдық прототиптен бөлек құжатталады. Сыртқы компоненттер тұрғысынан: клиент — браузер (HTML, статика); сервер — Django қосымшасы; деректер — SQLite немесе PostgreSQL; слот болжамы үшін TensorFlow/Keras модель файлы болса инференс [6], болмаса эвристика; Docker ортасында PostgreSQL пен Gunicorn бір стекте жұмыс істеуі мүмкін.</w:t>
+      </w:r>
+    </w:p>
+    <w:p>
+      <w:pPr>
+        <w:ind w:firstLine="0" w:left="0"/>
+      </w:pPr>
+      <w:r>
+        <w:rPr>
+          <w:rFonts w:ascii="Times New Roman" w:hAnsi="Times New Roman"/>
+          <w:b/>
+          <w:sz w:val="28"/>
+        </w:rPr>
+        <w:t>Кесте 4 — Техникалық стек және қолдану мақсаты</w:t>
+      </w:r>
+    </w:p>
+    <w:tbl>
+      <w:tblPr>
+        <w:tblStyle w:val="TableGrid"/>
+        <w:tblW w:type="auto" w:w="0"/>
+        <w:tblLook w:firstColumn="1" w:firstRow="1" w:lastColumn="0" w:lastRow="0" w:noHBand="0" w:noVBand="1" w:val="04A0"/>
+      </w:tblPr>
+      <w:tblGrid>
+        <w:gridCol w:w="4986"/>
+        <w:gridCol w:w="4986"/>
+      </w:tblGrid>
+      <w:tr>
+        <w:tc>
+          <w:tcPr>
+            <w:tcW w:type="dxa" w:w="4986"/>
+          </w:tcPr>
+          <w:p>
+            <w:r/>
+            <w:r>
+              <w:rPr>
+                <w:rFonts w:ascii="Times New Roman" w:hAnsi="Times New Roman"/>
+                <w:b/>
+                <w:sz w:val="24"/>
+              </w:rPr>
+              <w:t>Технология немесе құрал</w:t>
+            </w:r>
+          </w:p>
+        </w:tc>
+        <w:tc>
+          <w:tcPr>
+            <w:tcW w:type="dxa" w:w="4986"/>
+          </w:tcPr>
+          <w:p>
+            <w:r/>
+            <w:r>
+              <w:rPr>
+                <w:rFonts w:ascii="Times New Roman" w:hAnsi="Times New Roman"/>
+                <w:b/>
+                <w:sz w:val="24"/>
+              </w:rPr>
+              <w:t>Қолдану мақсаты</w:t>
+            </w:r>
+          </w:p>
+        </w:tc>
+      </w:tr>
+      <w:tr>
+        <w:tc>
+          <w:tcPr>
+            <w:tcW w:type="dxa" w:w="4986"/>
+          </w:tcPr>
+          <w:p>
+            <w:r/>
+            <w:r>
+              <w:rPr>
+                <w:rFonts w:ascii="Times New Roman" w:hAnsi="Times New Roman"/>
+                <w:b w:val="0"/>
+                <w:sz w:val="24"/>
+              </w:rPr>
+              <w:t>Python, Django 5.x (MVT)</w:t>
+            </w:r>
+          </w:p>
+        </w:tc>
+        <w:tc>
+          <w:tcPr>
+            <w:tcW w:type="dxa" w:w="4986"/>
+          </w:tcPr>
+          <w:p>
+            <w:r/>
+            <w:r>
+              <w:rPr>
+                <w:rFonts w:ascii="Times New Roman" w:hAnsi="Times New Roman"/>
+                <w:b w:val="0"/>
+                <w:sz w:val="24"/>
+              </w:rPr>
+              <w:t>Веб-қосымша, URL маршруттау, ORM, шаблондар</w:t>
+            </w:r>
+          </w:p>
+        </w:tc>
+      </w:tr>
+      <w:tr>
+        <w:tc>
+          <w:tcPr>
+            <w:tcW w:type="dxa" w:w="4986"/>
+          </w:tcPr>
+          <w:p>
+            <w:r/>
+            <w:r>
+              <w:rPr>
+                <w:rFonts w:ascii="Times New Roman" w:hAnsi="Times New Roman"/>
+                <w:b w:val="0"/>
+                <w:sz w:val="24"/>
+              </w:rPr>
+              <w:t>SQLite (`db.sqlite3`) / PostgreSQL (`DATABASE_URL`)</w:t>
+            </w:r>
+          </w:p>
+        </w:tc>
+        <w:tc>
+          <w:tcPr>
+            <w:tcW w:type="dxa" w:w="4986"/>
+          </w:tcPr>
+          <w:p>
+            <w:r/>
+            <w:r>
+              <w:rPr>
+                <w:rFonts w:ascii="Times New Roman" w:hAnsi="Times New Roman"/>
+                <w:b w:val="0"/>
+                <w:sz w:val="24"/>
+              </w:rPr>
+              <w:t>Әзірлеу және өндіріс дерекқоры</w:t>
+            </w:r>
+          </w:p>
+        </w:tc>
+      </w:tr>
+      <w:tr>
+        <w:tc>
+          <w:tcPr>
+            <w:tcW w:type="dxa" w:w="4986"/>
+          </w:tcPr>
+          <w:p>
+            <w:r/>
+            <w:r>
+              <w:rPr>
+                <w:rFonts w:ascii="Times New Roman" w:hAnsi="Times New Roman"/>
+                <w:b w:val="0"/>
+                <w:sz w:val="24"/>
+              </w:rPr>
+              <w:t>Django REST framework</w:t>
+            </w:r>
+          </w:p>
+        </w:tc>
+        <w:tc>
+          <w:tcPr>
+            <w:tcW w:type="dxa" w:w="4986"/>
+          </w:tcPr>
+          <w:p>
+            <w:r/>
+            <w:r>
+              <w:rPr>
+                <w:rFonts w:ascii="Times New Roman" w:hAnsi="Times New Roman"/>
+                <w:b w:val="0"/>
+                <w:sz w:val="24"/>
+              </w:rPr>
+              <w:t>Сессиялық аутентификациялы JSON API</w:t>
+            </w:r>
+          </w:p>
+        </w:tc>
+      </w:tr>
+      <w:tr>
+        <w:tc>
+          <w:tcPr>
+            <w:tcW w:type="dxa" w:w="4986"/>
+          </w:tcPr>
+          <w:p>
+            <w:r/>
+            <w:r>
+              <w:rPr>
+                <w:rFonts w:ascii="Times New Roman" w:hAnsi="Times New Roman"/>
+                <w:b w:val="0"/>
+                <w:sz w:val="24"/>
+              </w:rPr>
+              <w:t>TensorFlow/Keras</w:t>
+            </w:r>
+          </w:p>
+        </w:tc>
+        <w:tc>
+          <w:tcPr>
+            <w:tcW w:type="dxa" w:w="4986"/>
+          </w:tcPr>
+          <w:p>
+            <w:r/>
+            <w:r>
+              <w:rPr>
+                <w:rFonts w:ascii="Times New Roman" w:hAnsi="Times New Roman"/>
+                <w:b w:val="0"/>
+                <w:sz w:val="24"/>
+              </w:rPr>
+              <w:t>Слот `unfitness` болжамы (модель болмаса эвристика)</w:t>
+            </w:r>
+          </w:p>
+        </w:tc>
+      </w:tr>
+      <w:tr>
+        <w:tc>
+          <w:tcPr>
+            <w:tcW w:type="dxa" w:w="4986"/>
+          </w:tcPr>
+          <w:p>
+            <w:r/>
+            <w:r>
+              <w:rPr>
+                <w:rFonts w:ascii="Times New Roman" w:hAnsi="Times New Roman"/>
+                <w:b w:val="0"/>
+                <w:sz w:val="24"/>
+              </w:rPr>
+              <w:t>Bootstrap 5, Tailwind, Chart.js, WhiteNoise</w:t>
+            </w:r>
+          </w:p>
+        </w:tc>
+        <w:tc>
+          <w:tcPr>
+            <w:tcW w:type="dxa" w:w="4986"/>
+          </w:tcPr>
+          <w:p>
+            <w:r/>
+            <w:r>
+              <w:rPr>
+                <w:rFonts w:ascii="Times New Roman" w:hAnsi="Times New Roman"/>
+                <w:b w:val="0"/>
+                <w:sz w:val="24"/>
+              </w:rPr>
+              <w:t>Интерфейс, диаграммалар, статика</w:t>
+            </w:r>
+          </w:p>
+        </w:tc>
+      </w:tr>
+      <w:tr>
+        <w:tc>
+          <w:tcPr>
+            <w:tcW w:type="dxa" w:w="4986"/>
+          </w:tcPr>
+          <w:p>
+            <w:r/>
+            <w:r>
+              <w:rPr>
+                <w:rFonts w:ascii="Times New Roman" w:hAnsi="Times New Roman"/>
+                <w:b w:val="0"/>
+                <w:sz w:val="24"/>
+              </w:rPr>
+              <w:t>`locale/` (kk, ru, en), `LocaleMiddleware`</w:t>
+            </w:r>
+          </w:p>
+        </w:tc>
+        <w:tc>
+          <w:tcPr>
+            <w:tcW w:type="dxa" w:w="4986"/>
+          </w:tcPr>
+          <w:p>
+            <w:r/>
+            <w:r>
+              <w:rPr>
+                <w:rFonts w:ascii="Times New Roman" w:hAnsi="Times New Roman"/>
+                <w:b w:val="0"/>
+                <w:sz w:val="24"/>
+              </w:rPr>
+              <w:t>Халықаралықдандыру (i18n)</w:t>
+            </w:r>
+          </w:p>
+        </w:tc>
+      </w:tr>
+      <w:tr>
+        <w:tc>
+          <w:tcPr>
+            <w:tcW w:type="dxa" w:w="4986"/>
+          </w:tcPr>
+          <w:p>
+            <w:r/>
+            <w:r>
+              <w:rPr>
+                <w:rFonts w:ascii="Times New Roman" w:hAnsi="Times New Roman"/>
+                <w:b w:val="0"/>
+                <w:sz w:val="24"/>
+              </w:rPr>
+              <w:t>Docker, Gunicorn (репозиторийде)</w:t>
+            </w:r>
+          </w:p>
+        </w:tc>
+        <w:tc>
+          <w:tcPr>
+            <w:tcW w:type="dxa" w:w="4986"/>
+          </w:tcPr>
+          <w:p>
+            <w:r/>
+            <w:r>
+              <w:rPr>
+                <w:rFonts w:ascii="Times New Roman" w:hAnsi="Times New Roman"/>
+                <w:b w:val="0"/>
+                <w:sz w:val="24"/>
+              </w:rPr>
+              <w:t>Өндіріске жақын ортада іске қосу</w:t>
+            </w:r>
+          </w:p>
+        </w:tc>
+      </w:tr>
+    </w:tbl>
+    <w:p/>
+    <w:p>
+      <w:r>
+        <w:rPr>
+          <w:rFonts w:ascii="Times New Roman" w:hAnsi="Times New Roman"/>
+          <w:b w:val="0"/>
+          <w:sz w:val="28"/>
+        </w:rPr>
+        <w:t>2.1 тарау қорытындысында MATIKA жүйесінің жалпы клиент-сервер құрылымы, Django негізіндегі модульдік бөлініс (accounts, university, scheduling, scheduling.ml, dashboard), URL маршруттау принципі, дерекқордың екі режимі (SQLite/PostgreSQL), тенанттық ұйым оқшаулауы және middleware тізбегі сипатталды. Келесі 2.2 тарауда әр қолданбаның функциялық міндеттері мен ішкі компоненттері толығырақ жоспарланады, 2.3 тарауда деректер моделі, 2.4 тарауда UML бейнелері беріледі.</w:t>
       </w:r>
     </w:p>
     <w:p>
@@ -637,6 +1160,167 @@
         <w:t>Жобаны іске асыру барысында әр домендік аймақты жеке Django қолданбасына бөліп алу ыңғайлы болды, осылайша кодты оқу мен өзгерту оңайласады, ал жаңа функцияны қосқанда қай модульге жататыны анық болады. Әдебиетте колледж мен университеттер үшін жасанды интеллект элементтерін кесте генерациясына кіріктіретін жүйелер қарастырылады [14]. Білім беру уақыттауында нейрондық желілердің әртүрлі рөлдері шолу түрінде жинақталады [25]. MATIKA-да кесте мен деректерге қатысты логика scheduling және scheduling.ml арқылы, анықтамалар мен пайдаланушылар university пен accounts арқылы бөлінеді. Бұл деректерге бағытталған кесте құру идеясымен үндеседі, яғни деректерді жинау, модельге беру және генераторды бағалау бір-бірінен ажыратылмайды [10].</w:t>
       </w:r>
     </w:p>
+    <w:p>
+      <w:pPr>
+        <w:ind w:firstLine="0" w:left="0"/>
+      </w:pPr>
+      <w:r>
+        <w:rPr>
+          <w:rFonts w:ascii="Times New Roman" w:hAnsi="Times New Roman"/>
+          <w:b/>
+          <w:sz w:val="28"/>
+        </w:rPr>
+        <w:t>Кесте 2 — Пайдаланушы рөлдері мен негізгі функциялар (MATIKA_PROTOTYPE)</w:t>
+      </w:r>
+    </w:p>
+    <w:tbl>
+      <w:tblPr>
+        <w:tblStyle w:val="TableGrid"/>
+        <w:tblW w:type="auto" w:w="0"/>
+        <w:tblLook w:firstColumn="1" w:firstRow="1" w:lastColumn="0" w:lastRow="0" w:noHBand="0" w:noVBand="1" w:val="04A0"/>
+      </w:tblPr>
+      <w:tblGrid>
+        <w:gridCol w:w="4986"/>
+        <w:gridCol w:w="4986"/>
+      </w:tblGrid>
+      <w:tr>
+        <w:tc>
+          <w:tcPr>
+            <w:tcW w:type="dxa" w:w="4986"/>
+          </w:tcPr>
+          <w:p>
+            <w:r/>
+            <w:r>
+              <w:rPr>
+                <w:rFonts w:ascii="Times New Roman" w:hAnsi="Times New Roman"/>
+                <w:b/>
+                <w:sz w:val="24"/>
+              </w:rPr>
+              <w:t>Рөл</w:t>
+            </w:r>
+          </w:p>
+        </w:tc>
+        <w:tc>
+          <w:tcPr>
+            <w:tcW w:type="dxa" w:w="4986"/>
+          </w:tcPr>
+          <w:p>
+            <w:r/>
+            <w:r>
+              <w:rPr>
+                <w:rFonts w:ascii="Times New Roman" w:hAnsi="Times New Roman"/>
+                <w:b/>
+                <w:sz w:val="24"/>
+              </w:rPr>
+              <w:t>Негізгі функциялар</w:t>
+            </w:r>
+          </w:p>
+        </w:tc>
+      </w:tr>
+      <w:tr>
+        <w:tc>
+          <w:tcPr>
+            <w:tcW w:type="dxa" w:w="4986"/>
+          </w:tcPr>
+          <w:p>
+            <w:r/>
+            <w:r>
+              <w:rPr>
+                <w:rFonts w:ascii="Times New Roman" w:hAnsi="Times New Roman"/>
+                <w:b w:val="0"/>
+                <w:sz w:val="24"/>
+              </w:rPr>
+              <w:t>Студент</w:t>
+            </w:r>
+          </w:p>
+        </w:tc>
+        <w:tc>
+          <w:tcPr>
+            <w:tcW w:type="dxa" w:w="4986"/>
+          </w:tcPr>
+          <w:p>
+            <w:r/>
+            <w:r>
+              <w:rPr>
+                <w:rFonts w:ascii="Times New Roman" w:hAnsi="Times New Roman"/>
+                <w:b w:val="0"/>
+                <w:sz w:val="24"/>
+              </w:rPr>
+              <w:t>Жеке кестені қарау, экспорт (мысалы Excel, iCal), хабарламалар</w:t>
+            </w:r>
+          </w:p>
+        </w:tc>
+      </w:tr>
+      <w:tr>
+        <w:tc>
+          <w:tcPr>
+            <w:tcW w:type="dxa" w:w="4986"/>
+          </w:tcPr>
+          <w:p>
+            <w:r/>
+            <w:r>
+              <w:rPr>
+                <w:rFonts w:ascii="Times New Roman" w:hAnsi="Times New Roman"/>
+                <w:b w:val="0"/>
+                <w:sz w:val="24"/>
+              </w:rPr>
+              <w:t>Оқытушы</w:t>
+            </w:r>
+          </w:p>
+        </w:tc>
+        <w:tc>
+          <w:tcPr>
+            <w:tcW w:type="dxa" w:w="4986"/>
+          </w:tcPr>
+          <w:p>
+            <w:r/>
+            <w:r>
+              <w:rPr>
+                <w:rFonts w:ascii="Times New Roman" w:hAnsi="Times New Roman"/>
+                <w:b w:val="0"/>
+                <w:sz w:val="24"/>
+              </w:rPr>
+              <w:t>Кесте мен топтарды қарау, оқытушы тілектерін жіберу, әкімшінің мақұлдауын күту</w:t>
+            </w:r>
+          </w:p>
+        </w:tc>
+      </w:tr>
+      <w:tr>
+        <w:tc>
+          <w:tcPr>
+            <w:tcW w:type="dxa" w:w="4986"/>
+          </w:tcPr>
+          <w:p>
+            <w:r/>
+            <w:r>
+              <w:rPr>
+                <w:rFonts w:ascii="Times New Roman" w:hAnsi="Times New Roman"/>
+                <w:b w:val="0"/>
+                <w:sz w:val="24"/>
+              </w:rPr>
+              <w:t>Әкімші</w:t>
+            </w:r>
+          </w:p>
+        </w:tc>
+        <w:tc>
+          <w:tcPr>
+            <w:tcW w:type="dxa" w:w="4986"/>
+          </w:tcPr>
+          <w:p>
+            <w:r/>
+            <w:r>
+              <w:rPr>
+                <w:rFonts w:ascii="Times New Roman" w:hAnsi="Times New Roman"/>
+                <w:b w:val="0"/>
+                <w:sz w:val="24"/>
+              </w:rPr>
+              <w:t>Ұйымдық анықтамалар мен пайдаланушыларды басқару, оқу талаптары мен кестені генерациялау және GA арқылы оңтайландыру, слот болжамы (`/scheduling/slot-prediction/`), аналитика панелі, CSV экспорт</w:t>
+            </w:r>
+          </w:p>
+        </w:tc>
+      </w:tr>
+    </w:tbl>
+    <w:p/>
     <w:p>
       <w:r>
         <w:rPr>
@@ -707,6 +1391,235 @@
         <w:t>Қысқаша айтқанда, 2.2 тарауда модульдердің функциялық бөлінісі сипатталды. accounts идентификация мен хабарламаларды, university анықтамалар мен импортты, scheduling кестені, тілектерді, генерация мен API-ны, scheduling.ml слот болжамын (Keras немесе эвристика [21]), dashboard басты бет пен талдауды қамтиды.</w:t>
       </w:r>
     </w:p>
+    <w:p>
+      <w:pPr>
+        <w:ind w:firstLine="0" w:left="0"/>
+      </w:pPr>
+      <w:r>
+        <w:rPr>
+          <w:rFonts w:ascii="Times New Roman" w:hAnsi="Times New Roman"/>
+          <w:b/>
+          <w:sz w:val="28"/>
+        </w:rPr>
+        <w:t>Кесте 3 — Django қолданбалары және функциялық міндеттері</w:t>
+      </w:r>
+    </w:p>
+    <w:tbl>
+      <w:tblPr>
+        <w:tblStyle w:val="TableGrid"/>
+        <w:tblW w:type="auto" w:w="0"/>
+        <w:tblLook w:firstColumn="1" w:firstRow="1" w:lastColumn="0" w:lastRow="0" w:noHBand="0" w:noVBand="1" w:val="04A0"/>
+      </w:tblPr>
+      <w:tblGrid>
+        <w:gridCol w:w="4986"/>
+        <w:gridCol w:w="4986"/>
+      </w:tblGrid>
+      <w:tr>
+        <w:tc>
+          <w:tcPr>
+            <w:tcW w:type="dxa" w:w="4986"/>
+          </w:tcPr>
+          <w:p>
+            <w:r/>
+            <w:r>
+              <w:rPr>
+                <w:rFonts w:ascii="Times New Roman" w:hAnsi="Times New Roman"/>
+                <w:b/>
+                <w:sz w:val="24"/>
+              </w:rPr>
+              <w:t>Қолданба</w:t>
+            </w:r>
+          </w:p>
+        </w:tc>
+        <w:tc>
+          <w:tcPr>
+            <w:tcW w:type="dxa" w:w="4986"/>
+          </w:tcPr>
+          <w:p>
+            <w:r/>
+            <w:r>
+              <w:rPr>
+                <w:rFonts w:ascii="Times New Roman" w:hAnsi="Times New Roman"/>
+                <w:b/>
+                <w:sz w:val="24"/>
+              </w:rPr>
+              <w:t>Функциялық міндеттері</w:t>
+            </w:r>
+          </w:p>
+        </w:tc>
+      </w:tr>
+      <w:tr>
+        <w:tc>
+          <w:tcPr>
+            <w:tcW w:type="dxa" w:w="4986"/>
+          </w:tcPr>
+          <w:p>
+            <w:r/>
+            <w:r>
+              <w:rPr>
+                <w:rFonts w:ascii="Times New Roman" w:hAnsi="Times New Roman"/>
+                <w:b w:val="0"/>
+                <w:sz w:val="24"/>
+              </w:rPr>
+              <w:t>`accounts`</w:t>
+            </w:r>
+          </w:p>
+        </w:tc>
+        <w:tc>
+          <w:tcPr>
+            <w:tcW w:type="dxa" w:w="4986"/>
+          </w:tcPr>
+          <w:p>
+            <w:r/>
+            <w:r>
+              <w:rPr>
+                <w:rFonts w:ascii="Times New Roman" w:hAnsi="Times New Roman"/>
+                <w:b w:val="0"/>
+                <w:sz w:val="24"/>
+              </w:rPr>
+              <w:t>Тіркелу, кіру, профиль, хабарламалар, әкімшілік әрекет журналы, профиль өзгерістерін келісу</w:t>
+            </w:r>
+          </w:p>
+        </w:tc>
+      </w:tr>
+      <w:tr>
+        <w:tc>
+          <w:tcPr>
+            <w:tcW w:type="dxa" w:w="4986"/>
+          </w:tcPr>
+          <w:p>
+            <w:r/>
+            <w:r>
+              <w:rPr>
+                <w:rFonts w:ascii="Times New Roman" w:hAnsi="Times New Roman"/>
+                <w:b w:val="0"/>
+                <w:sz w:val="24"/>
+              </w:rPr>
+              <w:t>`university`</w:t>
+            </w:r>
+          </w:p>
+        </w:tc>
+        <w:tc>
+          <w:tcPr>
+            <w:tcW w:type="dxa" w:w="4986"/>
+          </w:tcPr>
+          <w:p>
+            <w:r/>
+            <w:r>
+              <w:rPr>
+                <w:rFonts w:ascii="Times New Roman" w:hAnsi="Times New Roman"/>
+                <w:b w:val="0"/>
+                <w:sz w:val="24"/>
+              </w:rPr>
+              <w:t>Ұйым (тенант), факультет, кафедра, топ, аудитория, уақыт слоттары, оқу кезеңдері, CSV импорт</w:t>
+            </w:r>
+          </w:p>
+        </w:tc>
+      </w:tr>
+      <w:tr>
+        <w:tc>
+          <w:tcPr>
+            <w:tcW w:type="dxa" w:w="4986"/>
+          </w:tcPr>
+          <w:p>
+            <w:r/>
+            <w:r>
+              <w:rPr>
+                <w:rFonts w:ascii="Times New Roman" w:hAnsi="Times New Roman"/>
+                <w:b w:val="0"/>
+                <w:sz w:val="24"/>
+              </w:rPr>
+              <w:t>`scheduling`</w:t>
+            </w:r>
+          </w:p>
+        </w:tc>
+        <w:tc>
+          <w:tcPr>
+            <w:tcW w:type="dxa" w:w="4986"/>
+          </w:tcPr>
+          <w:p>
+            <w:r/>
+            <w:r>
+              <w:rPr>
+                <w:rFonts w:ascii="Times New Roman" w:hAnsi="Times New Roman"/>
+                <w:b w:val="0"/>
+                <w:sz w:val="24"/>
+              </w:rPr>
+              <w:t>Оқу талаптары, сабақ жазбалары, кесте генерациясы, GA, экспорт, REST API (`/scheduling/api/…`), оқытушы тілектері</w:t>
+            </w:r>
+          </w:p>
+        </w:tc>
+      </w:tr>
+      <w:tr>
+        <w:tc>
+          <w:tcPr>
+            <w:tcW w:type="dxa" w:w="4986"/>
+          </w:tcPr>
+          <w:p>
+            <w:r/>
+            <w:r>
+              <w:rPr>
+                <w:rFonts w:ascii="Times New Roman" w:hAnsi="Times New Roman"/>
+                <w:b w:val="0"/>
+                <w:sz w:val="24"/>
+              </w:rPr>
+              <w:t>`scheduling.ml`</w:t>
+            </w:r>
+          </w:p>
+        </w:tc>
+        <w:tc>
+          <w:tcPr>
+            <w:tcW w:type="dxa" w:w="4986"/>
+          </w:tcPr>
+          <w:p>
+            <w:r/>
+            <w:r>
+              <w:rPr>
+                <w:rFonts w:ascii="Times New Roman" w:hAnsi="Times New Roman"/>
+                <w:b w:val="0"/>
+                <w:sz w:val="24"/>
+              </w:rPr>
+              <w:t>Слоттың қолайсыздығын болжау (Keras `slot_unfitness.keras` немесе эвристика), инференс конфигурациясы</w:t>
+            </w:r>
+          </w:p>
+        </w:tc>
+      </w:tr>
+      <w:tr>
+        <w:tc>
+          <w:tcPr>
+            <w:tcW w:type="dxa" w:w="4986"/>
+          </w:tcPr>
+          <w:p>
+            <w:r/>
+            <w:r>
+              <w:rPr>
+                <w:rFonts w:ascii="Times New Roman" w:hAnsi="Times New Roman"/>
+                <w:b w:val="0"/>
+                <w:sz w:val="24"/>
+              </w:rPr>
+              <w:t>`dashboard`</w:t>
+            </w:r>
+          </w:p>
+        </w:tc>
+        <w:tc>
+          <w:tcPr>
+            <w:tcW w:type="dxa" w:w="4986"/>
+          </w:tcPr>
+          <w:p>
+            <w:r/>
+            <w:r>
+              <w:rPr>
+                <w:rFonts w:ascii="Times New Roman" w:hAnsi="Times New Roman"/>
+                <w:b w:val="0"/>
+                <w:sz w:val="24"/>
+              </w:rPr>
+              <w:t>Басты бет, аналитика (`/analytics/`), диаграммалар мен CSV</w:t>
+            </w:r>
+          </w:p>
+        </w:tc>
+      </w:tr>
+    </w:tbl>
+    <w:p/>
     <w:p>
       <w:r>
         <w:rPr>
@@ -808,6 +1721,235 @@
       </w:r>
     </w:p>
     <w:p>
+      <w:pPr>
+        <w:ind w:firstLine="0" w:left="0"/>
+      </w:pPr>
+      <w:r>
+        <w:rPr>
+          <w:rFonts w:ascii="Times New Roman" w:hAnsi="Times New Roman"/>
+          <w:b/>
+          <w:sz w:val="28"/>
+        </w:rPr>
+        <w:t>Кесте 5 — Кесте генерациясы мен слот болжамы: қатал шектеулер және жобадағы әдепкі параметрлер</w:t>
+      </w:r>
+    </w:p>
+    <w:tbl>
+      <w:tblPr>
+        <w:tblStyle w:val="TableGrid"/>
+        <w:tblW w:type="auto" w:w="0"/>
+        <w:tblLook w:firstColumn="1" w:firstRow="1" w:lastColumn="0" w:lastRow="0" w:noHBand="0" w:noVBand="1" w:val="04A0"/>
+      </w:tblPr>
+      <w:tblGrid>
+        <w:gridCol w:w="4986"/>
+        <w:gridCol w:w="4986"/>
+      </w:tblGrid>
+      <w:tr>
+        <w:tc>
+          <w:tcPr>
+            <w:tcW w:type="dxa" w:w="4986"/>
+          </w:tcPr>
+          <w:p>
+            <w:r/>
+            <w:r>
+              <w:rPr>
+                <w:rFonts w:ascii="Times New Roman" w:hAnsi="Times New Roman"/>
+                <w:b/>
+                <w:sz w:val="24"/>
+              </w:rPr>
+              <w:t>Элемент</w:t>
+            </w:r>
+          </w:p>
+        </w:tc>
+        <w:tc>
+          <w:tcPr>
+            <w:tcW w:type="dxa" w:w="4986"/>
+          </w:tcPr>
+          <w:p>
+            <w:r/>
+            <w:r>
+              <w:rPr>
+                <w:rFonts w:ascii="Times New Roman" w:hAnsi="Times New Roman"/>
+                <w:b/>
+                <w:sz w:val="24"/>
+              </w:rPr>
+              <w:t>Сипаттама (MATIKA_PROTOTYPE)</w:t>
+            </w:r>
+          </w:p>
+        </w:tc>
+      </w:tr>
+      <w:tr>
+        <w:tc>
+          <w:tcPr>
+            <w:tcW w:type="dxa" w:w="4986"/>
+          </w:tcPr>
+          <w:p>
+            <w:r/>
+            <w:r>
+              <w:rPr>
+                <w:rFonts w:ascii="Times New Roman" w:hAnsi="Times New Roman"/>
+                <w:b w:val="0"/>
+                <w:sz w:val="24"/>
+              </w:rPr>
+              <w:t>Қатал шектеулер</w:t>
+            </w:r>
+          </w:p>
+        </w:tc>
+        <w:tc>
+          <w:tcPr>
+            <w:tcW w:type="dxa" w:w="4986"/>
+          </w:tcPr>
+          <w:p>
+            <w:r/>
+            <w:r>
+              <w:rPr>
+                <w:rFonts w:ascii="Times New Roman" w:hAnsi="Times New Roman"/>
+                <w:b w:val="0"/>
+                <w:sz w:val="24"/>
+              </w:rPr>
+              <w:t>Бір уақыт слотында бір оқытушы, бір топ және бір аудитория тек бір сабаққа тиесілі; аудитория сыйымдылығы топ өлшемі мен талаптың минималды сыйымдылығынан кем емес</w:t>
+            </w:r>
+          </w:p>
+        </w:tc>
+      </w:tr>
+      <w:tr>
+        <w:tc>
+          <w:tcPr>
+            <w:tcW w:type="dxa" w:w="4986"/>
+          </w:tcPr>
+          <w:p>
+            <w:r/>
+            <w:r>
+              <w:rPr>
+                <w:rFonts w:ascii="Times New Roman" w:hAnsi="Times New Roman"/>
+                <w:b w:val="0"/>
+                <w:sz w:val="24"/>
+              </w:rPr>
+              <w:t>Генерация тізбегі</w:t>
+            </w:r>
+          </w:p>
+        </w:tc>
+        <w:tc>
+          <w:tcPr>
+            <w:tcW w:type="dxa" w:w="4986"/>
+          </w:tcPr>
+          <w:p>
+            <w:r/>
+            <w:r>
+              <w:rPr>
+                <w:rFonts w:ascii="Times New Roman" w:hAnsi="Times New Roman"/>
+                <w:b w:val="0"/>
+                <w:sz w:val="24"/>
+              </w:rPr>
+              <w:t>`generate_schedule` (greedy орналастыру, `_improve_schedule` жергілікті жақсарту) → `optimize_schedule` (генетикалық алгоритм)</w:t>
+            </w:r>
+          </w:p>
+        </w:tc>
+      </w:tr>
+      <w:tr>
+        <w:tc>
+          <w:tcPr>
+            <w:tcW w:type="dxa" w:w="4986"/>
+          </w:tcPr>
+          <w:p>
+            <w:r/>
+            <w:r>
+              <w:rPr>
+                <w:rFonts w:ascii="Times New Roman" w:hAnsi="Times New Roman"/>
+                <w:b w:val="0"/>
+                <w:sz w:val="24"/>
+              </w:rPr>
+              <w:t>GA әдепкі параметрлері</w:t>
+            </w:r>
+          </w:p>
+        </w:tc>
+        <w:tc>
+          <w:tcPr>
+            <w:tcW w:type="dxa" w:w="4986"/>
+          </w:tcPr>
+          <w:p>
+            <w:r/>
+            <w:r>
+              <w:rPr>
+                <w:rFonts w:ascii="Times New Roman" w:hAnsi="Times New Roman"/>
+                <w:b w:val="0"/>
+                <w:sz w:val="24"/>
+              </w:rPr>
+              <w:t>Халық саны 60, итерация саны 120 (`scheduling.services.optimize_schedule`)</w:t>
+            </w:r>
+          </w:p>
+        </w:tc>
+      </w:tr>
+      <w:tr>
+        <w:tc>
+          <w:tcPr>
+            <w:tcW w:type="dxa" w:w="4986"/>
+          </w:tcPr>
+          <w:p>
+            <w:r/>
+            <w:r>
+              <w:rPr>
+                <w:rFonts w:ascii="Times New Roman" w:hAnsi="Times New Roman"/>
+                <w:b w:val="0"/>
+                <w:sz w:val="24"/>
+              </w:rPr>
+              <w:t>Слот болжамы мен айып</w:t>
+            </w:r>
+          </w:p>
+        </w:tc>
+        <w:tc>
+          <w:tcPr>
+            <w:tcW w:type="dxa" w:w="4986"/>
+          </w:tcPr>
+          <w:p>
+            <w:r/>
+            <w:r>
+              <w:rPr>
+                <w:rFonts w:ascii="Times New Roman" w:hAnsi="Times New Roman"/>
+                <w:b w:val="0"/>
+                <w:sz w:val="24"/>
+              </w:rPr>
+              <w:t>Болжам 0…1; генераторда `ml_penalty_units`, масштаб `ML_PENALTY_SCALE = 12` (`scheduling.ml.predict`)</w:t>
+            </w:r>
+          </w:p>
+        </w:tc>
+      </w:tr>
+      <w:tr>
+        <w:tc>
+          <w:tcPr>
+            <w:tcW w:type="dxa" w:w="4986"/>
+          </w:tcPr>
+          <w:p>
+            <w:r/>
+            <w:r>
+              <w:rPr>
+                <w:rFonts w:ascii="Times New Roman" w:hAnsi="Times New Roman"/>
+                <w:b w:val="0"/>
+                <w:sz w:val="24"/>
+              </w:rPr>
+              <w:t>Журналдау</w:t>
+            </w:r>
+          </w:p>
+        </w:tc>
+        <w:tc>
+          <w:tcPr>
+            <w:tcW w:type="dxa" w:w="4986"/>
+          </w:tcPr>
+          <w:p>
+            <w:r/>
+            <w:r>
+              <w:rPr>
+                <w:rFonts w:ascii="Times New Roman" w:hAnsi="Times New Roman"/>
+                <w:b w:val="0"/>
+                <w:sz w:val="24"/>
+              </w:rPr>
+              <w:t>`AlgorithmRunLog` — генерация/оңтайландыру жүргізулерінің нәтижесі мен параметрлері</w:t>
+            </w:r>
+          </w:p>
+        </w:tc>
+      </w:tr>
+    </w:tbl>
+    <w:p/>
+    <w:p>
       <w:r>
         <w:rPr>
           <w:rFonts w:ascii="Times New Roman" w:hAnsi="Times New Roman"/>
@@ -857,1530 +1999,6 @@
         <w:t>Прототиптің шектеулері мыналармен шартталады: нақты студенттік ақпарат жүйесімен тікелей интеграция жобаланбаған, HTTPS, кэштеу және жүктемені теңестіру сияқты өндірістік талаптар толық құжатталмаған, нейромодель оқытуының қайталанатын конвейері (дерек жинау, валидация, мониторинг) диплом көлемінде толық емес. Дамыту бағыттары ретінде нақты LMS және сауалнамалардан белгілерді автоматты жинау, графтық модельдерді кесте немесе студент болжамына кеңейту [15], [16], кестені сыртқы форматтармен синхрондау және пилоттық сынақ нәтижелерін жинау қарастырылады. Осылайша MATIKA нәтижелері «жұмыс істейтін прототип пен дәлелденген архитектура» ретінде бағаланады, ал кеңейтілген өндіріс нұсқасы қосымша инженерлік жұмыс пен ұйымдық келісімді талап етеді.</w:t>
       </w:r>
     </w:p>
-    <w:p>
-      <w:r>
-        <w:br w:type="page"/>
-      </w:r>
-    </w:p>
-    <w:p>
-      <w:pPr>
-        <w:jc w:val="center"/>
-      </w:pPr>
-      <w:r>
-        <w:rPr>
-          <w:rFonts w:ascii="Times New Roman" w:hAnsi="Times New Roman"/>
-          <w:b/>
-          <w:sz w:val="28"/>
-        </w:rPr>
-        <w:t>КЕСТЕЛЕР ЖИНАҒЫ</w:t>
-      </w:r>
-    </w:p>
-    <w:p>
-      <w:r>
-        <w:rPr>
-          <w:rFonts w:ascii="Times New Roman" w:hAnsi="Times New Roman"/>
-          <w:b w:val="0"/>
-          <w:sz w:val="28"/>
-        </w:rPr>
-        <w:t>Төмендегі кестелер 1-бөлім мен 2-бөлімде сипатталған тәсілдер, архитектура, модульдер, слот белгілері және генерация шектеулері бойынша мәліметтерді жинақтау үшін берілді.</w:t>
-      </w:r>
-    </w:p>
-    <w:p/>
-    <w:p>
-      <w:pPr>
-        <w:ind w:firstLine="0" w:left="0"/>
-      </w:pPr>
-      <w:r>
-        <w:rPr>
-          <w:rFonts w:ascii="Times New Roman" w:hAnsi="Times New Roman"/>
-          <w:b/>
-          <w:sz w:val="28"/>
-        </w:rPr>
-        <w:t>Кесте 1 — Оқу кестесін құру тәсілдерінің салыстырмалы сипаттамасы (1.1-тарау)</w:t>
-      </w:r>
-    </w:p>
-    <w:tbl>
-      <w:tblPr>
-        <w:tblStyle w:val="TableGrid"/>
-        <w:tblW w:type="auto" w:w="0"/>
-        <w:tblLook w:firstColumn="1" w:firstRow="1" w:lastColumn="0" w:lastRow="0" w:noHBand="0" w:noVBand="1" w:val="04A0"/>
-      </w:tblPr>
-      <w:tblGrid>
-        <w:gridCol w:w="2493"/>
-        <w:gridCol w:w="2493"/>
-        <w:gridCol w:w="2493"/>
-        <w:gridCol w:w="2493"/>
-      </w:tblGrid>
-      <w:tr>
-        <w:tc>
-          <w:tcPr>
-            <w:tcW w:type="dxa" w:w="2493"/>
-          </w:tcPr>
-          <w:p>
-            <w:r/>
-            <w:r>
-              <w:rPr>
-                <w:rFonts w:ascii="Times New Roman" w:hAnsi="Times New Roman"/>
-                <w:b/>
-                <w:sz w:val="24"/>
-              </w:rPr>
-              <w:t>Тәсіл</w:t>
-            </w:r>
-          </w:p>
-        </w:tc>
-        <w:tc>
-          <w:tcPr>
-            <w:tcW w:type="dxa" w:w="2493"/>
-          </w:tcPr>
-          <w:p>
-            <w:r/>
-            <w:r>
-              <w:rPr>
-                <w:rFonts w:ascii="Times New Roman" w:hAnsi="Times New Roman"/>
-                <w:b/>
-                <w:sz w:val="24"/>
-              </w:rPr>
-              <w:t>Негізгі сипаты</w:t>
-            </w:r>
-          </w:p>
-        </w:tc>
-        <w:tc>
-          <w:tcPr>
-            <w:tcW w:type="dxa" w:w="2493"/>
-          </w:tcPr>
-          <w:p>
-            <w:r/>
-            <w:r>
-              <w:rPr>
-                <w:rFonts w:ascii="Times New Roman" w:hAnsi="Times New Roman"/>
-                <w:b/>
-                <w:sz w:val="24"/>
-              </w:rPr>
-              <w:t>Тиімділік пен шектеулер</w:t>
-            </w:r>
-          </w:p>
-        </w:tc>
-        <w:tc>
-          <w:tcPr>
-            <w:tcW w:type="dxa" w:w="2493"/>
-          </w:tcPr>
-          <w:p>
-            <w:r/>
-            <w:r>
-              <w:rPr>
-                <w:rFonts w:ascii="Times New Roman" w:hAnsi="Times New Roman"/>
-                <w:b/>
-                <w:sz w:val="24"/>
-              </w:rPr>
-              <w:t>MATIKA-мен сәйкестігі</w:t>
-            </w:r>
-          </w:p>
-        </w:tc>
-      </w:tr>
-      <w:tr>
-        <w:tc>
-          <w:tcPr>
-            <w:tcW w:type="dxa" w:w="2493"/>
-          </w:tcPr>
-          <w:p>
-            <w:r/>
-            <w:r>
-              <w:rPr>
-                <w:rFonts w:ascii="Times New Roman" w:hAnsi="Times New Roman"/>
-                <w:b w:val="0"/>
-                <w:sz w:val="24"/>
-              </w:rPr>
-              <w:t>Қолмен немесе Excel</w:t>
-            </w:r>
-          </w:p>
-        </w:tc>
-        <w:tc>
-          <w:tcPr>
-            <w:tcW w:type="dxa" w:w="2493"/>
-          </w:tcPr>
-          <w:p>
-            <w:r/>
-            <w:r>
-              <w:rPr>
-                <w:rFonts w:ascii="Times New Roman" w:hAnsi="Times New Roman"/>
-                <w:b w:val="0"/>
-                <w:sz w:val="24"/>
-              </w:rPr>
-              <w:t>Кесте толтыру, өзгерістерді қолмен енгізу</w:t>
-            </w:r>
-          </w:p>
-        </w:tc>
-        <w:tc>
-          <w:tcPr>
-            <w:tcW w:type="dxa" w:w="2493"/>
-          </w:tcPr>
-          <w:p>
-            <w:r/>
-            <w:r>
-              <w:rPr>
-                <w:rFonts w:ascii="Times New Roman" w:hAnsi="Times New Roman"/>
-                <w:b w:val="0"/>
-                <w:sz w:val="24"/>
-              </w:rPr>
-              <w:t>Уақыт шығыны, қате қаупі; слот сапасын деректермен автоматты бағалау жоқ</w:t>
-            </w:r>
-          </w:p>
-        </w:tc>
-        <w:tc>
-          <w:tcPr>
-            <w:tcW w:type="dxa" w:w="2493"/>
-          </w:tcPr>
-          <w:p>
-            <w:r/>
-            <w:r>
-              <w:rPr>
-                <w:rFonts w:ascii="Times New Roman" w:hAnsi="Times New Roman"/>
-                <w:b w:val="0"/>
-                <w:sz w:val="24"/>
-              </w:rPr>
-              <w:t>Деректер мен генератор арқылы қайталанатын сценарий</w:t>
-            </w:r>
-          </w:p>
-        </w:tc>
-      </w:tr>
-      <w:tr>
-        <w:tc>
-          <w:tcPr>
-            <w:tcW w:type="dxa" w:w="2493"/>
-          </w:tcPr>
-          <w:p>
-            <w:r/>
-            <w:r>
-              <w:rPr>
-                <w:rFonts w:ascii="Times New Roman" w:hAnsi="Times New Roman"/>
-                <w:b w:val="0"/>
-                <w:sz w:val="24"/>
-              </w:rPr>
-              <w:t>Корпоративтік САЖ класы</w:t>
-            </w:r>
-          </w:p>
-        </w:tc>
-        <w:tc>
-          <w:tcPr>
-            <w:tcW w:type="dxa" w:w="2493"/>
-          </w:tcPr>
-          <w:p>
-            <w:r/>
-            <w:r>
-              <w:rPr>
-                <w:rFonts w:ascii="Times New Roman" w:hAnsi="Times New Roman"/>
-                <w:b w:val="0"/>
-                <w:sz w:val="24"/>
-              </w:rPr>
-              <w:t>Студент/оқытушы деректерін орталықтандыру</w:t>
-            </w:r>
-          </w:p>
-        </w:tc>
-        <w:tc>
-          <w:tcPr>
-            <w:tcW w:type="dxa" w:w="2493"/>
-          </w:tcPr>
-          <w:p>
-            <w:r/>
-            <w:r>
-              <w:rPr>
-                <w:rFonts w:ascii="Times New Roman" w:hAnsi="Times New Roman"/>
-                <w:b w:val="0"/>
-                <w:sz w:val="24"/>
-              </w:rPr>
-              <w:t>Интеграция тереңдігі әртүрлі; слотқа нейро болжам әрқашан болмайды</w:t>
-            </w:r>
-          </w:p>
-        </w:tc>
-        <w:tc>
-          <w:tcPr>
-            <w:tcW w:type="dxa" w:w="2493"/>
-          </w:tcPr>
-          <w:p>
-            <w:r/>
-            <w:r>
-              <w:rPr>
-                <w:rFonts w:ascii="Times New Roman" w:hAnsi="Times New Roman"/>
-                <w:b w:val="0"/>
-                <w:sz w:val="24"/>
-              </w:rPr>
-              <w:t>Тенант + анықтамалар; слот болжамын қосу</w:t>
-            </w:r>
-          </w:p>
-        </w:tc>
-      </w:tr>
-      <w:tr>
-        <w:tc>
-          <w:tcPr>
-            <w:tcW w:type="dxa" w:w="2493"/>
-          </w:tcPr>
-          <w:p>
-            <w:r/>
-            <w:r>
-              <w:rPr>
-                <w:rFonts w:ascii="Times New Roman" w:hAnsi="Times New Roman"/>
-                <w:b w:val="0"/>
-                <w:sz w:val="24"/>
-              </w:rPr>
-              <w:t>AI/кесте генераторлары</w:t>
-            </w:r>
-          </w:p>
-        </w:tc>
-        <w:tc>
-          <w:tcPr>
-            <w:tcW w:type="dxa" w:w="2493"/>
-          </w:tcPr>
-          <w:p>
-            <w:r/>
-            <w:r>
-              <w:rPr>
-                <w:rFonts w:ascii="Times New Roman" w:hAnsi="Times New Roman"/>
-                <w:b w:val="0"/>
-                <w:sz w:val="24"/>
-              </w:rPr>
-              <w:t>Шектеулер + деректер/эвристика</w:t>
-            </w:r>
-          </w:p>
-        </w:tc>
-        <w:tc>
-          <w:tcPr>
-            <w:tcW w:type="dxa" w:w="2493"/>
-          </w:tcPr>
-          <w:p>
-            <w:r/>
-            <w:r>
-              <w:rPr>
-                <w:rFonts w:ascii="Times New Roman" w:hAnsi="Times New Roman"/>
-                <w:b w:val="0"/>
-                <w:sz w:val="24"/>
-              </w:rPr>
-              <w:t>Вузбен бейімдеу және локалды ерекшеліктер қажет</w:t>
-            </w:r>
-          </w:p>
-        </w:tc>
-        <w:tc>
-          <w:tcPr>
-            <w:tcW w:type="dxa" w:w="2493"/>
-          </w:tcPr>
-          <w:p>
-            <w:r/>
-            <w:r>
-              <w:rPr>
-                <w:rFonts w:ascii="Times New Roman" w:hAnsi="Times New Roman"/>
-                <w:b w:val="0"/>
-                <w:sz w:val="24"/>
-              </w:rPr>
-              <w:t>Greedy + GA + Keras/эвристика</w:t>
-            </w:r>
-          </w:p>
-        </w:tc>
-      </w:tr>
-    </w:tbl>
-    <w:p/>
-    <w:p>
-      <w:pPr>
-        <w:ind w:firstLine="0" w:left="0"/>
-      </w:pPr>
-      <w:r>
-        <w:rPr>
-          <w:rFonts w:ascii="Times New Roman" w:hAnsi="Times New Roman"/>
-          <w:b/>
-          <w:sz w:val="28"/>
-        </w:rPr>
-        <w:t>Кесте 2 — MATIKA клиент-сервер архитектурасының логикалық қабаттары (2.1-тарау)</w:t>
-      </w:r>
-    </w:p>
-    <w:tbl>
-      <w:tblPr>
-        <w:tblStyle w:val="TableGrid"/>
-        <w:tblW w:type="auto" w:w="0"/>
-        <w:tblLook w:firstColumn="1" w:firstRow="1" w:lastColumn="0" w:lastRow="0" w:noHBand="0" w:noVBand="1" w:val="04A0"/>
-      </w:tblPr>
-      <w:tblGrid>
-        <w:gridCol w:w="3324"/>
-        <w:gridCol w:w="3324"/>
-        <w:gridCol w:w="3324"/>
-      </w:tblGrid>
-      <w:tr>
-        <w:tc>
-          <w:tcPr>
-            <w:tcW w:type="dxa" w:w="3324"/>
-          </w:tcPr>
-          <w:p>
-            <w:r/>
-            <w:r>
-              <w:rPr>
-                <w:rFonts w:ascii="Times New Roman" w:hAnsi="Times New Roman"/>
-                <w:b/>
-                <w:sz w:val="24"/>
-              </w:rPr>
-              <w:t>Қабат</w:t>
-            </w:r>
-          </w:p>
-        </w:tc>
-        <w:tc>
-          <w:tcPr>
-            <w:tcW w:type="dxa" w:w="3324"/>
-          </w:tcPr>
-          <w:p>
-            <w:r/>
-            <w:r>
-              <w:rPr>
-                <w:rFonts w:ascii="Times New Roman" w:hAnsi="Times New Roman"/>
-                <w:b/>
-                <w:sz w:val="24"/>
-              </w:rPr>
-              <w:t>Негізгі құрам</w:t>
-            </w:r>
-          </w:p>
-        </w:tc>
-        <w:tc>
-          <w:tcPr>
-            <w:tcW w:type="dxa" w:w="3324"/>
-          </w:tcPr>
-          <w:p>
-            <w:r/>
-            <w:r>
-              <w:rPr>
-                <w:rFonts w:ascii="Times New Roman" w:hAnsi="Times New Roman"/>
-                <w:b/>
-                <w:sz w:val="24"/>
-              </w:rPr>
-              <w:t>Мақсаты</w:t>
-            </w:r>
-          </w:p>
-        </w:tc>
-      </w:tr>
-      <w:tr>
-        <w:tc>
-          <w:tcPr>
-            <w:tcW w:type="dxa" w:w="3324"/>
-          </w:tcPr>
-          <w:p>
-            <w:r/>
-            <w:r>
-              <w:rPr>
-                <w:rFonts w:ascii="Times New Roman" w:hAnsi="Times New Roman"/>
-                <w:b w:val="0"/>
-                <w:sz w:val="24"/>
-              </w:rPr>
-              <w:t>Көрсету</w:t>
-            </w:r>
-          </w:p>
-        </w:tc>
-        <w:tc>
-          <w:tcPr>
-            <w:tcW w:type="dxa" w:w="3324"/>
-          </w:tcPr>
-          <w:p>
-            <w:r/>
-            <w:r>
-              <w:rPr>
-                <w:rFonts w:ascii="Times New Roman" w:hAnsi="Times New Roman"/>
-                <w:b w:val="0"/>
-                <w:sz w:val="24"/>
-              </w:rPr>
-              <w:t>Django шаблондары, static, Bootstrap, Chart.js</w:t>
-            </w:r>
-          </w:p>
-        </w:tc>
-        <w:tc>
-          <w:tcPr>
-            <w:tcW w:type="dxa" w:w="3324"/>
-          </w:tcPr>
-          <w:p>
-            <w:r/>
-            <w:r>
-              <w:rPr>
-                <w:rFonts w:ascii="Times New Roman" w:hAnsi="Times New Roman"/>
-                <w:b w:val="0"/>
-                <w:sz w:val="24"/>
-              </w:rPr>
-              <w:t>Пайдаланушы интерфейсі, навигация, кесте көрінісі</w:t>
-            </w:r>
-          </w:p>
-        </w:tc>
-      </w:tr>
-      <w:tr>
-        <w:tc>
-          <w:tcPr>
-            <w:tcW w:type="dxa" w:w="3324"/>
-          </w:tcPr>
-          <w:p>
-            <w:r/>
-            <w:r>
-              <w:rPr>
-                <w:rFonts w:ascii="Times New Roman" w:hAnsi="Times New Roman"/>
-                <w:b w:val="0"/>
-                <w:sz w:val="24"/>
-              </w:rPr>
-              <w:t>Қолданба логикасы</w:t>
-            </w:r>
-          </w:p>
-        </w:tc>
-        <w:tc>
-          <w:tcPr>
-            <w:tcW w:type="dxa" w:w="3324"/>
-          </w:tcPr>
-          <w:p>
-            <w:r/>
-            <w:r>
-              <w:rPr>
-                <w:rFonts w:ascii="Times New Roman" w:hAnsi="Times New Roman"/>
-                <w:b w:val="0"/>
-                <w:sz w:val="24"/>
-              </w:rPr>
-              <w:t>views, forms, services, ML инференс, REST API</w:t>
-            </w:r>
-          </w:p>
-        </w:tc>
-        <w:tc>
-          <w:tcPr>
-            <w:tcW w:type="dxa" w:w="3324"/>
-          </w:tcPr>
-          <w:p>
-            <w:r/>
-            <w:r>
-              <w:rPr>
-                <w:rFonts w:ascii="Times New Roman" w:hAnsi="Times New Roman"/>
-                <w:b w:val="0"/>
-                <w:sz w:val="24"/>
-              </w:rPr>
-              <w:t>Рөлдер, генерация, экспорт, слот болжамы</w:t>
-            </w:r>
-          </w:p>
-        </w:tc>
-      </w:tr>
-      <w:tr>
-        <w:tc>
-          <w:tcPr>
-            <w:tcW w:type="dxa" w:w="3324"/>
-          </w:tcPr>
-          <w:p>
-            <w:r/>
-            <w:r>
-              <w:rPr>
-                <w:rFonts w:ascii="Times New Roman" w:hAnsi="Times New Roman"/>
-                <w:b w:val="0"/>
-                <w:sz w:val="24"/>
-              </w:rPr>
-              <w:t>Деректер</w:t>
-            </w:r>
-          </w:p>
-        </w:tc>
-        <w:tc>
-          <w:tcPr>
-            <w:tcW w:type="dxa" w:w="3324"/>
-          </w:tcPr>
-          <w:p>
-            <w:r/>
-            <w:r>
-              <w:rPr>
-                <w:rFonts w:ascii="Times New Roman" w:hAnsi="Times New Roman"/>
-                <w:b w:val="0"/>
-                <w:sz w:val="24"/>
-              </w:rPr>
-              <w:t>Django ORM, SQLite / PostgreSQL</w:t>
-            </w:r>
-          </w:p>
-        </w:tc>
-        <w:tc>
-          <w:tcPr>
-            <w:tcW w:type="dxa" w:w="3324"/>
-          </w:tcPr>
-          <w:p>
-            <w:r/>
-            <w:r>
-              <w:rPr>
-                <w:rFonts w:ascii="Times New Roman" w:hAnsi="Times New Roman"/>
-                <w:b w:val="0"/>
-                <w:sz w:val="24"/>
-              </w:rPr>
-              <w:t>Анықтамалар, сабақ жазбалары, слот белгілері, журналдар</w:t>
-            </w:r>
-          </w:p>
-        </w:tc>
-      </w:tr>
-    </w:tbl>
-    <w:p/>
-    <w:p>
-      <w:pPr>
-        <w:ind w:firstLine="0" w:left="0"/>
-      </w:pPr>
-      <w:r>
-        <w:rPr>
-          <w:rFonts w:ascii="Times New Roman" w:hAnsi="Times New Roman"/>
-          <w:b/>
-          <w:sz w:val="28"/>
-        </w:rPr>
-        <w:t>Кесте 3 — Django қолданбаларының функциялық міндеттері (2.2-тарау)</w:t>
-      </w:r>
-    </w:p>
-    <w:tbl>
-      <w:tblPr>
-        <w:tblStyle w:val="TableGrid"/>
-        <w:tblW w:type="auto" w:w="0"/>
-        <w:tblLook w:firstColumn="1" w:firstRow="1" w:lastColumn="0" w:lastRow="0" w:noHBand="0" w:noVBand="1" w:val="04A0"/>
-      </w:tblPr>
-      <w:tblGrid>
-        <w:gridCol w:w="3324"/>
-        <w:gridCol w:w="3324"/>
-        <w:gridCol w:w="3324"/>
-      </w:tblGrid>
-      <w:tr>
-        <w:tc>
-          <w:tcPr>
-            <w:tcW w:type="dxa" w:w="3324"/>
-          </w:tcPr>
-          <w:p>
-            <w:r/>
-            <w:r>
-              <w:rPr>
-                <w:rFonts w:ascii="Times New Roman" w:hAnsi="Times New Roman"/>
-                <w:b/>
-                <w:sz w:val="24"/>
-              </w:rPr>
-              <w:t>Қолданба</w:t>
-            </w:r>
-          </w:p>
-        </w:tc>
-        <w:tc>
-          <w:tcPr>
-            <w:tcW w:type="dxa" w:w="3324"/>
-          </w:tcPr>
-          <w:p>
-            <w:r/>
-            <w:r>
-              <w:rPr>
-                <w:rFonts w:ascii="Times New Roman" w:hAnsi="Times New Roman"/>
-                <w:b/>
-                <w:sz w:val="24"/>
-              </w:rPr>
-              <w:t>Негізгі функциялар</w:t>
-            </w:r>
-          </w:p>
-        </w:tc>
-        <w:tc>
-          <w:tcPr>
-            <w:tcW w:type="dxa" w:w="3324"/>
-          </w:tcPr>
-          <w:p>
-            <w:r/>
-            <w:r>
-              <w:rPr>
-                <w:rFonts w:ascii="Times New Roman" w:hAnsi="Times New Roman"/>
-                <w:b/>
-                <w:sz w:val="24"/>
-              </w:rPr>
-              <w:t>Бағытталған URL / аймақ</w:t>
-            </w:r>
-          </w:p>
-        </w:tc>
-      </w:tr>
-      <w:tr>
-        <w:tc>
-          <w:tcPr>
-            <w:tcW w:type="dxa" w:w="3324"/>
-          </w:tcPr>
-          <w:p>
-            <w:r/>
-            <w:r>
-              <w:rPr>
-                <w:rFonts w:ascii="Times New Roman" w:hAnsi="Times New Roman"/>
-                <w:b w:val="0"/>
-                <w:sz w:val="24"/>
-              </w:rPr>
-              <w:t>accounts</w:t>
-            </w:r>
-          </w:p>
-        </w:tc>
-        <w:tc>
-          <w:tcPr>
-            <w:tcW w:type="dxa" w:w="3324"/>
-          </w:tcPr>
-          <w:p>
-            <w:r/>
-            <w:r>
-              <w:rPr>
-                <w:rFonts w:ascii="Times New Roman" w:hAnsi="Times New Roman"/>
-                <w:b w:val="0"/>
-                <w:sz w:val="24"/>
-              </w:rPr>
-              <w:t>Кіру, тіркелу, хабарламалар, профиль өзгерістерін келісу, әрекет журналы</w:t>
-            </w:r>
-          </w:p>
-        </w:tc>
-        <w:tc>
-          <w:tcPr>
-            <w:tcW w:type="dxa" w:w="3324"/>
-          </w:tcPr>
-          <w:p>
-            <w:r/>
-            <w:r>
-              <w:rPr>
-                <w:rFonts w:ascii="Times New Roman" w:hAnsi="Times New Roman"/>
-                <w:b w:val="0"/>
-                <w:sz w:val="24"/>
-              </w:rPr>
-              <w:t>/accounts/</w:t>
-            </w:r>
-          </w:p>
-        </w:tc>
-      </w:tr>
-      <w:tr>
-        <w:tc>
-          <w:tcPr>
-            <w:tcW w:type="dxa" w:w="3324"/>
-          </w:tcPr>
-          <w:p>
-            <w:r/>
-            <w:r>
-              <w:rPr>
-                <w:rFonts w:ascii="Times New Roman" w:hAnsi="Times New Roman"/>
-                <w:b w:val="0"/>
-                <w:sz w:val="24"/>
-              </w:rPr>
-              <w:t>university</w:t>
-            </w:r>
-          </w:p>
-        </w:tc>
-        <w:tc>
-          <w:tcPr>
-            <w:tcW w:type="dxa" w:w="3324"/>
-          </w:tcPr>
-          <w:p>
-            <w:r/>
-            <w:r>
-              <w:rPr>
-                <w:rFonts w:ascii="Times New Roman" w:hAnsi="Times New Roman"/>
-                <w:b w:val="0"/>
-                <w:sz w:val="24"/>
-              </w:rPr>
-              <w:t>Ұйым (тенант), факультет, кафедра, топ, аудитория, слот, кезең; CSV импорт</w:t>
-            </w:r>
-          </w:p>
-        </w:tc>
-        <w:tc>
-          <w:tcPr>
-            <w:tcW w:type="dxa" w:w="3324"/>
-          </w:tcPr>
-          <w:p>
-            <w:r/>
-            <w:r>
-              <w:rPr>
-                <w:rFonts w:ascii="Times New Roman" w:hAnsi="Times New Roman"/>
-                <w:b w:val="0"/>
-                <w:sz w:val="24"/>
-              </w:rPr>
-              <w:t>/university/</w:t>
-            </w:r>
-          </w:p>
-        </w:tc>
-      </w:tr>
-      <w:tr>
-        <w:tc>
-          <w:tcPr>
-            <w:tcW w:type="dxa" w:w="3324"/>
-          </w:tcPr>
-          <w:p>
-            <w:r/>
-            <w:r>
-              <w:rPr>
-                <w:rFonts w:ascii="Times New Roman" w:hAnsi="Times New Roman"/>
-                <w:b w:val="0"/>
-                <w:sz w:val="24"/>
-              </w:rPr>
-              <w:t>scheduling</w:t>
-            </w:r>
-          </w:p>
-        </w:tc>
-        <w:tc>
-          <w:tcPr>
-            <w:tcW w:type="dxa" w:w="3324"/>
-          </w:tcPr>
-          <w:p>
-            <w:r/>
-            <w:r>
-              <w:rPr>
-                <w:rFonts w:ascii="Times New Roman" w:hAnsi="Times New Roman"/>
-                <w:b w:val="0"/>
-                <w:sz w:val="24"/>
-              </w:rPr>
-              <w:t>Оқу талаптары, сабақтар, жеке кесте, генерация, GA, тілектер, экспорт, API</w:t>
-            </w:r>
-          </w:p>
-        </w:tc>
-        <w:tc>
-          <w:tcPr>
-            <w:tcW w:type="dxa" w:w="3324"/>
-          </w:tcPr>
-          <w:p>
-            <w:r/>
-            <w:r>
-              <w:rPr>
-                <w:rFonts w:ascii="Times New Roman" w:hAnsi="Times New Roman"/>
-                <w:b w:val="0"/>
-                <w:sz w:val="24"/>
-              </w:rPr>
-              <w:t>/scheduling/</w:t>
-            </w:r>
-          </w:p>
-        </w:tc>
-      </w:tr>
-      <w:tr>
-        <w:tc>
-          <w:tcPr>
-            <w:tcW w:type="dxa" w:w="3324"/>
-          </w:tcPr>
-          <w:p>
-            <w:r/>
-            <w:r>
-              <w:rPr>
-                <w:rFonts w:ascii="Times New Roman" w:hAnsi="Times New Roman"/>
-                <w:b w:val="0"/>
-                <w:sz w:val="24"/>
-              </w:rPr>
-              <w:t>scheduling.ml</w:t>
-            </w:r>
-          </w:p>
-        </w:tc>
-        <w:tc>
-          <w:tcPr>
-            <w:tcW w:type="dxa" w:w="3324"/>
-          </w:tcPr>
-          <w:p>
-            <w:r/>
-            <w:r>
-              <w:rPr>
-                <w:rFonts w:ascii="Times New Roman" w:hAnsi="Times New Roman"/>
-                <w:b w:val="0"/>
-                <w:sz w:val="24"/>
-              </w:rPr>
-              <w:t>Слоттың ыңғайсыздығын болжау (Keras немесе эвристика), CSV</w:t>
-            </w:r>
-          </w:p>
-        </w:tc>
-        <w:tc>
-          <w:tcPr>
-            <w:tcW w:type="dxa" w:w="3324"/>
-          </w:tcPr>
-          <w:p>
-            <w:r/>
-            <w:r>
-              <w:rPr>
-                <w:rFonts w:ascii="Times New Roman" w:hAnsi="Times New Roman"/>
-                <w:b w:val="0"/>
-                <w:sz w:val="24"/>
-              </w:rPr>
-              <w:t>/scheduling/slot-prediction/</w:t>
-            </w:r>
-          </w:p>
-        </w:tc>
-      </w:tr>
-      <w:tr>
-        <w:tc>
-          <w:tcPr>
-            <w:tcW w:type="dxa" w:w="3324"/>
-          </w:tcPr>
-          <w:p>
-            <w:r/>
-            <w:r>
-              <w:rPr>
-                <w:rFonts w:ascii="Times New Roman" w:hAnsi="Times New Roman"/>
-                <w:b w:val="0"/>
-                <w:sz w:val="24"/>
-              </w:rPr>
-              <w:t>dashboard</w:t>
-            </w:r>
-          </w:p>
-        </w:tc>
-        <w:tc>
-          <w:tcPr>
-            <w:tcW w:type="dxa" w:w="3324"/>
-          </w:tcPr>
-          <w:p>
-            <w:r/>
-            <w:r>
-              <w:rPr>
-                <w:rFonts w:ascii="Times New Roman" w:hAnsi="Times New Roman"/>
-                <w:b w:val="0"/>
-                <w:sz w:val="24"/>
-              </w:rPr>
-              <w:t>Басты бет, аналитика, CSV экспорт</w:t>
-            </w:r>
-          </w:p>
-        </w:tc>
-        <w:tc>
-          <w:tcPr>
-            <w:tcW w:type="dxa" w:w="3324"/>
-          </w:tcPr>
-          <w:p>
-            <w:r/>
-            <w:r>
-              <w:rPr>
-                <w:rFonts w:ascii="Times New Roman" w:hAnsi="Times New Roman"/>
-                <w:b w:val="0"/>
-                <w:sz w:val="24"/>
-              </w:rPr>
-              <w:t>/analytics/ және басты маршруттар</w:t>
-            </w:r>
-          </w:p>
-        </w:tc>
-      </w:tr>
-    </w:tbl>
-    <w:p/>
-    <w:p>
-      <w:pPr>
-        <w:ind w:firstLine="0" w:left="0"/>
-      </w:pPr>
-      <w:r>
-        <w:rPr>
-          <w:rFonts w:ascii="Times New Roman" w:hAnsi="Times New Roman"/>
-          <w:b/>
-          <w:sz w:val="28"/>
-        </w:rPr>
-        <w:t>Кесте 4 — Слоттың педагогикалық белгілері мен деректер көздері (2.3, 2.6-тараулар)</w:t>
-      </w:r>
-    </w:p>
-    <w:tbl>
-      <w:tblPr>
-        <w:tblStyle w:val="TableGrid"/>
-        <w:tblW w:type="auto" w:w="0"/>
-        <w:tblLook w:firstColumn="1" w:firstRow="1" w:lastColumn="0" w:lastRow="0" w:noHBand="0" w:noVBand="1" w:val="04A0"/>
-      </w:tblPr>
-      <w:tblGrid>
-        <w:gridCol w:w="3324"/>
-        <w:gridCol w:w="3324"/>
-        <w:gridCol w:w="3324"/>
-      </w:tblGrid>
-      <w:tr>
-        <w:tc>
-          <w:tcPr>
-            <w:tcW w:type="dxa" w:w="3324"/>
-          </w:tcPr>
-          <w:p>
-            <w:r/>
-            <w:r>
-              <w:rPr>
-                <w:rFonts w:ascii="Times New Roman" w:hAnsi="Times New Roman"/>
-                <w:b/>
-                <w:sz w:val="24"/>
-              </w:rPr>
-              <w:t>Көрсеткіш / белгі</w:t>
-            </w:r>
-          </w:p>
-        </w:tc>
-        <w:tc>
-          <w:tcPr>
-            <w:tcW w:type="dxa" w:w="3324"/>
-          </w:tcPr>
-          <w:p>
-            <w:r/>
-            <w:r>
-              <w:rPr>
-                <w:rFonts w:ascii="Times New Roman" w:hAnsi="Times New Roman"/>
-                <w:b/>
-                <w:sz w:val="24"/>
-              </w:rPr>
-              <w:t>Мазмұны</w:t>
-            </w:r>
-          </w:p>
-        </w:tc>
-        <w:tc>
-          <w:tcPr>
-            <w:tcW w:type="dxa" w:w="3324"/>
-          </w:tcPr>
-          <w:p>
-            <w:r/>
-            <w:r>
-              <w:rPr>
-                <w:rFonts w:ascii="Times New Roman" w:hAnsi="Times New Roman"/>
-                <w:b/>
-                <w:sz w:val="24"/>
-              </w:rPr>
-              <w:t>Ескерту</w:t>
-            </w:r>
-          </w:p>
-        </w:tc>
-      </w:tr>
-      <w:tr>
-        <w:tc>
-          <w:tcPr>
-            <w:tcW w:type="dxa" w:w="3324"/>
-          </w:tcPr>
-          <w:p>
-            <w:r/>
-            <w:r>
-              <w:rPr>
-                <w:rFonts w:ascii="Times New Roman" w:hAnsi="Times New Roman"/>
-                <w:b w:val="0"/>
-                <w:sz w:val="24"/>
-              </w:rPr>
-              <w:t>Апта күні, сабақ нөмірі (period)</w:t>
-            </w:r>
-          </w:p>
-        </w:tc>
-        <w:tc>
-          <w:tcPr>
-            <w:tcW w:type="dxa" w:w="3324"/>
-          </w:tcPr>
-          <w:p>
-            <w:r/>
-            <w:r>
-              <w:rPr>
-                <w:rFonts w:ascii="Times New Roman" w:hAnsi="Times New Roman"/>
-                <w:b w:val="0"/>
-                <w:sz w:val="24"/>
-              </w:rPr>
-              <w:t>Уақыт торындағы позиция</w:t>
-            </w:r>
-          </w:p>
-        </w:tc>
-        <w:tc>
-          <w:tcPr>
-            <w:tcW w:type="dxa" w:w="3324"/>
-          </w:tcPr>
-          <w:p>
-            <w:r/>
-            <w:r>
-              <w:rPr>
-                <w:rFonts w:ascii="Times New Roman" w:hAnsi="Times New Roman"/>
-                <w:b w:val="0"/>
-                <w:sz w:val="24"/>
-              </w:rPr>
-              <w:t>Нормалдау, кірісте қолданылады</w:t>
-            </w:r>
-          </w:p>
-        </w:tc>
-      </w:tr>
-      <w:tr>
-        <w:tc>
-          <w:tcPr>
-            <w:tcW w:type="dxa" w:w="3324"/>
-          </w:tcPr>
-          <w:p>
-            <w:r/>
-            <w:r>
-              <w:rPr>
-                <w:rFonts w:ascii="Times New Roman" w:hAnsi="Times New Roman"/>
-                <w:b w:val="0"/>
-                <w:sz w:val="24"/>
-              </w:rPr>
-              <w:t>Шаршаңдылық, сауалнама жүктемесі</w:t>
-            </w:r>
-          </w:p>
-        </w:tc>
-        <w:tc>
-          <w:tcPr>
-            <w:tcW w:type="dxa" w:w="3324"/>
-          </w:tcPr>
-          <w:p>
-            <w:r/>
-            <w:r>
-              <w:rPr>
-                <w:rFonts w:ascii="Times New Roman" w:hAnsi="Times New Roman"/>
-                <w:b w:val="0"/>
-                <w:sz w:val="24"/>
-              </w:rPr>
-              <w:t>Субъективті жүктеме көрсеткіштері</w:t>
-            </w:r>
-          </w:p>
-        </w:tc>
-        <w:tc>
-          <w:tcPr>
-            <w:tcW w:type="dxa" w:w="3324"/>
-          </w:tcPr>
-          <w:p>
-            <w:r/>
-            <w:r>
-              <w:rPr>
-                <w:rFonts w:ascii="Times New Roman" w:hAnsi="Times New Roman"/>
-                <w:b w:val="0"/>
-                <w:sz w:val="24"/>
-              </w:rPr>
-              <w:t>Сауалнама / әкімші енгізімі</w:t>
-            </w:r>
-          </w:p>
-        </w:tc>
-      </w:tr>
-      <w:tr>
-        <w:tc>
-          <w:tcPr>
-            <w:tcW w:type="dxa" w:w="3324"/>
-          </w:tcPr>
-          <w:p>
-            <w:r/>
-            <w:r>
-              <w:rPr>
-                <w:rFonts w:ascii="Times New Roman" w:hAnsi="Times New Roman"/>
-                <w:b w:val="0"/>
-                <w:sz w:val="24"/>
-              </w:rPr>
-              <w:t>LMS белсенділігі</w:t>
-            </w:r>
-          </w:p>
-        </w:tc>
-        <w:tc>
-          <w:tcPr>
-            <w:tcW w:type="dxa" w:w="3324"/>
-          </w:tcPr>
-          <w:p>
-            <w:r/>
-            <w:r>
-              <w:rPr>
-                <w:rFonts w:ascii="Times New Roman" w:hAnsi="Times New Roman"/>
-                <w:b w:val="0"/>
-                <w:sz w:val="24"/>
-              </w:rPr>
-              <w:t>Онлайн белсенділік индикаторы</w:t>
-            </w:r>
-          </w:p>
-        </w:tc>
-        <w:tc>
-          <w:tcPr>
-            <w:tcW w:type="dxa" w:w="3324"/>
-          </w:tcPr>
-          <w:p>
-            <w:r/>
-            <w:r>
-              <w:rPr>
-                <w:rFonts w:ascii="Times New Roman" w:hAnsi="Times New Roman"/>
-                <w:b w:val="0"/>
-                <w:sz w:val="24"/>
-              </w:rPr>
-              <w:t>LMS интеграциясы перспективасы</w:t>
-            </w:r>
-          </w:p>
-        </w:tc>
-      </w:tr>
-      <w:tr>
-        <w:tc>
-          <w:tcPr>
-            <w:tcW w:type="dxa" w:w="3324"/>
-          </w:tcPr>
-          <w:p>
-            <w:r/>
-            <w:r>
-              <w:rPr>
-                <w:rFonts w:ascii="Times New Roman" w:hAnsi="Times New Roman"/>
-                <w:b w:val="0"/>
-                <w:sz w:val="24"/>
-              </w:rPr>
-              <w:t>Тарихи семестр жүктемесі</w:t>
-            </w:r>
-          </w:p>
-        </w:tc>
-        <w:tc>
-          <w:tcPr>
-            <w:tcW w:type="dxa" w:w="3324"/>
-          </w:tcPr>
-          <w:p>
-            <w:r/>
-            <w:r>
-              <w:rPr>
-                <w:rFonts w:ascii="Times New Roman" w:hAnsi="Times New Roman"/>
-                <w:b w:val="0"/>
-                <w:sz w:val="24"/>
-              </w:rPr>
-              <w:t>Өткен кезеңдер статистикасы</w:t>
-            </w:r>
-          </w:p>
-        </w:tc>
-        <w:tc>
-          <w:tcPr>
-            <w:tcW w:type="dxa" w:w="3324"/>
-          </w:tcPr>
-          <w:p>
-            <w:r/>
-            <w:r>
-              <w:rPr>
-                <w:rFonts w:ascii="Times New Roman" w:hAnsi="Times New Roman"/>
-                <w:b w:val="0"/>
-                <w:sz w:val="24"/>
-              </w:rPr>
-              <w:t>Дерекқордағы SlotPedagogicalFeatures</w:t>
-            </w:r>
-          </w:p>
-        </w:tc>
-      </w:tr>
-      <w:tr>
-        <w:tc>
-          <w:tcPr>
-            <w:tcW w:type="dxa" w:w="3324"/>
-          </w:tcPr>
-          <w:p>
-            <w:r/>
-            <w:r>
-              <w:rPr>
-                <w:rFonts w:ascii="Times New Roman" w:hAnsi="Times New Roman"/>
-                <w:b w:val="0"/>
-                <w:sz w:val="24"/>
-              </w:rPr>
-              <w:t>Мақсатты белгі (болжам үшін)</w:t>
-            </w:r>
-          </w:p>
-        </w:tc>
-        <w:tc>
-          <w:tcPr>
-            <w:tcW w:type="dxa" w:w="3324"/>
-          </w:tcPr>
-          <w:p>
-            <w:r/>
-            <w:r>
-              <w:rPr>
-                <w:rFonts w:ascii="Times New Roman" w:hAnsi="Times New Roman"/>
-                <w:b w:val="0"/>
-                <w:sz w:val="24"/>
-              </w:rPr>
-              <w:t>Модельді оқыту нысаны</w:t>
-            </w:r>
-          </w:p>
-        </w:tc>
-        <w:tc>
-          <w:tcPr>
-            <w:tcW w:type="dxa" w:w="3324"/>
-          </w:tcPr>
-          <w:p>
-            <w:r/>
-            <w:r>
-              <w:rPr>
-                <w:rFonts w:ascii="Times New Roman" w:hAnsi="Times New Roman"/>
-                <w:b w:val="0"/>
-                <w:sz w:val="24"/>
-              </w:rPr>
-              <w:t>Нейро болжам қосылған жағдайда</w:t>
-            </w:r>
-          </w:p>
-        </w:tc>
-      </w:tr>
-    </w:tbl>
-    <w:p/>
-    <w:p>
-      <w:pPr>
-        <w:ind w:firstLine="0" w:left="0"/>
-      </w:pPr>
-      <w:r>
-        <w:rPr>
-          <w:rFonts w:ascii="Times New Roman" w:hAnsi="Times New Roman"/>
-          <w:b/>
-          <w:sz w:val="28"/>
-        </w:rPr>
-        <w:t>Кесте 5 — Кесте генерациясының қатал шектеулері мен жұмсақ айыптар (2.7, 2.6-тараулар)</w:t>
-      </w:r>
-    </w:p>
-    <w:tbl>
-      <w:tblPr>
-        <w:tblStyle w:val="TableGrid"/>
-        <w:tblW w:type="auto" w:w="0"/>
-        <w:tblLook w:firstColumn="1" w:firstRow="1" w:lastColumn="0" w:lastRow="0" w:noHBand="0" w:noVBand="1" w:val="04A0"/>
-      </w:tblPr>
-      <w:tblGrid>
-        <w:gridCol w:w="3324"/>
-        <w:gridCol w:w="3324"/>
-        <w:gridCol w:w="3324"/>
-      </w:tblGrid>
-      <w:tr>
-        <w:tc>
-          <w:tcPr>
-            <w:tcW w:type="dxa" w:w="3324"/>
-          </w:tcPr>
-          <w:p>
-            <w:r/>
-            <w:r>
-              <w:rPr>
-                <w:rFonts w:ascii="Times New Roman" w:hAnsi="Times New Roman"/>
-                <w:b/>
-                <w:sz w:val="24"/>
-              </w:rPr>
-              <w:t>Түрі</w:t>
-            </w:r>
-          </w:p>
-        </w:tc>
-        <w:tc>
-          <w:tcPr>
-            <w:tcW w:type="dxa" w:w="3324"/>
-          </w:tcPr>
-          <w:p>
-            <w:r/>
-            <w:r>
-              <w:rPr>
-                <w:rFonts w:ascii="Times New Roman" w:hAnsi="Times New Roman"/>
-                <w:b/>
-                <w:sz w:val="24"/>
-              </w:rPr>
-              <w:t>Мысал шарттары</w:t>
-            </w:r>
-          </w:p>
-        </w:tc>
-        <w:tc>
-          <w:tcPr>
-            <w:tcW w:type="dxa" w:w="3324"/>
-          </w:tcPr>
-          <w:p>
-            <w:r/>
-            <w:r>
-              <w:rPr>
-                <w:rFonts w:ascii="Times New Roman" w:hAnsi="Times New Roman"/>
-                <w:b/>
-                <w:sz w:val="24"/>
-              </w:rPr>
-              <w:t>Генератордағы рөлі</w:t>
-            </w:r>
-          </w:p>
-        </w:tc>
-      </w:tr>
-      <w:tr>
-        <w:tc>
-          <w:tcPr>
-            <w:tcW w:type="dxa" w:w="3324"/>
-          </w:tcPr>
-          <w:p>
-            <w:r/>
-            <w:r>
-              <w:rPr>
-                <w:rFonts w:ascii="Times New Roman" w:hAnsi="Times New Roman"/>
-                <w:b w:val="0"/>
-                <w:sz w:val="24"/>
-              </w:rPr>
-              <w:t>Қатал</w:t>
-            </w:r>
-          </w:p>
-        </w:tc>
-        <w:tc>
-          <w:tcPr>
-            <w:tcW w:type="dxa" w:w="3324"/>
-          </w:tcPr>
-          <w:p>
-            <w:r/>
-            <w:r>
-              <w:rPr>
-                <w:rFonts w:ascii="Times New Roman" w:hAnsi="Times New Roman"/>
-                <w:b w:val="0"/>
-                <w:sz w:val="24"/>
-              </w:rPr>
-              <w:t>Бір слотта бір оқытушы; бір топқа бір сабақ; бір аудиторияға бір сабақ</w:t>
-            </w:r>
-          </w:p>
-        </w:tc>
-        <w:tc>
-          <w:tcPr>
-            <w:tcW w:type="dxa" w:w="3324"/>
-          </w:tcPr>
-          <w:p>
-            <w:r/>
-            <w:r>
-              <w:rPr>
-                <w:rFonts w:ascii="Times New Roman" w:hAnsi="Times New Roman"/>
-                <w:b w:val="0"/>
-                <w:sz w:val="24"/>
-              </w:rPr>
-              <w:t>Бұзылмас шарт, орналастыру мүмкін емес</w:t>
-            </w:r>
-          </w:p>
-        </w:tc>
-      </w:tr>
-      <w:tr>
-        <w:tc>
-          <w:tcPr>
-            <w:tcW w:type="dxa" w:w="3324"/>
-          </w:tcPr>
-          <w:p>
-            <w:r/>
-            <w:r>
-              <w:rPr>
-                <w:rFonts w:ascii="Times New Roman" w:hAnsi="Times New Roman"/>
-                <w:b w:val="0"/>
-                <w:sz w:val="24"/>
-              </w:rPr>
-              <w:t>Қатал</w:t>
-            </w:r>
-          </w:p>
-        </w:tc>
-        <w:tc>
-          <w:tcPr>
-            <w:tcW w:type="dxa" w:w="3324"/>
-          </w:tcPr>
-          <w:p>
-            <w:r/>
-            <w:r>
-              <w:rPr>
-                <w:rFonts w:ascii="Times New Roman" w:hAnsi="Times New Roman"/>
-                <w:b w:val="0"/>
-                <w:sz w:val="24"/>
-              </w:rPr>
-              <w:t>Аудитория сыйымдылығы ≥ топ және TeachingRequirement минимумы</w:t>
-            </w:r>
-          </w:p>
-        </w:tc>
-        <w:tc>
-          <w:tcPr>
-            <w:tcW w:type="dxa" w:w="3324"/>
-          </w:tcPr>
-          <w:p>
-            <w:r/>
-            <w:r>
-              <w:rPr>
-                <w:rFonts w:ascii="Times New Roman" w:hAnsi="Times New Roman"/>
-                <w:b w:val="0"/>
-                <w:sz w:val="24"/>
-              </w:rPr>
-              <w:t>Үміткер аудиторияларды сүзу</w:t>
-            </w:r>
-          </w:p>
-        </w:tc>
-      </w:tr>
-      <w:tr>
-        <w:tc>
-          <w:tcPr>
-            <w:tcW w:type="dxa" w:w="3324"/>
-          </w:tcPr>
-          <w:p>
-            <w:r/>
-            <w:r>
-              <w:rPr>
-                <w:rFonts w:ascii="Times New Roman" w:hAnsi="Times New Roman"/>
-                <w:b w:val="0"/>
-                <w:sz w:val="24"/>
-              </w:rPr>
-              <w:t>Жұмсақ</w:t>
-            </w:r>
-          </w:p>
-        </w:tc>
-        <w:tc>
-          <w:tcPr>
-            <w:tcW w:type="dxa" w:w="3324"/>
-          </w:tcPr>
-          <w:p>
-            <w:r/>
-            <w:r>
-              <w:rPr>
-                <w:rFonts w:ascii="Times New Roman" w:hAnsi="Times New Roman"/>
-                <w:b w:val="0"/>
-                <w:sz w:val="24"/>
-              </w:rPr>
-              <w:t>Оқытушы күні/сағатына сәйкестік, «терезелер», қатардағы сабақтар</w:t>
-            </w:r>
-          </w:p>
-        </w:tc>
-        <w:tc>
-          <w:tcPr>
-            <w:tcW w:type="dxa" w:w="3324"/>
-          </w:tcPr>
-          <w:p>
-            <w:r/>
-            <w:r>
-              <w:rPr>
-                <w:rFonts w:ascii="Times New Roman" w:hAnsi="Times New Roman"/>
-                <w:b w:val="0"/>
-                <w:sz w:val="24"/>
-              </w:rPr>
-              <w:t>Айып функциясы, GA фитнес</w:t>
-            </w:r>
-          </w:p>
-        </w:tc>
-      </w:tr>
-      <w:tr>
-        <w:tc>
-          <w:tcPr>
-            <w:tcW w:type="dxa" w:w="3324"/>
-          </w:tcPr>
-          <w:p>
-            <w:r/>
-            <w:r>
-              <w:rPr>
-                <w:rFonts w:ascii="Times New Roman" w:hAnsi="Times New Roman"/>
-                <w:b w:val="0"/>
-                <w:sz w:val="24"/>
-              </w:rPr>
-              <w:t>Жұмсақ</w:t>
-            </w:r>
-          </w:p>
-        </w:tc>
-        <w:tc>
-          <w:tcPr>
-            <w:tcW w:type="dxa" w:w="3324"/>
-          </w:tcPr>
-          <w:p>
-            <w:r/>
-            <w:r>
-              <w:rPr>
-                <w:rFonts w:ascii="Times New Roman" w:hAnsi="Times New Roman"/>
-                <w:b w:val="0"/>
-                <w:sz w:val="24"/>
-              </w:rPr>
-              <w:t>Слоттың ыңғайсыздығы 0…1 (Keras немесе эвристика)</w:t>
-            </w:r>
-          </w:p>
-        </w:tc>
-        <w:tc>
-          <w:tcPr>
-            <w:tcW w:type="dxa" w:w="3324"/>
-          </w:tcPr>
-          <w:p>
-            <w:r/>
-            <w:r>
-              <w:rPr>
-                <w:rFonts w:ascii="Times New Roman" w:hAnsi="Times New Roman"/>
-                <w:b w:val="0"/>
-                <w:sz w:val="24"/>
-              </w:rPr>
-              <w:t>ml_penalty_units, greedy реттеу, GA</w:t>
-            </w:r>
-          </w:p>
-        </w:tc>
-      </w:tr>
-      <w:tr>
-        <w:tc>
-          <w:tcPr>
-            <w:tcW w:type="dxa" w:w="3324"/>
-          </w:tcPr>
-          <w:p>
-            <w:r/>
-            <w:r>
-              <w:rPr>
-                <w:rFonts w:ascii="Times New Roman" w:hAnsi="Times New Roman"/>
-                <w:b w:val="0"/>
-                <w:sz w:val="24"/>
-              </w:rPr>
-              <w:t>Қызметтік</w:t>
-            </w:r>
-          </w:p>
-        </w:tc>
-        <w:tc>
-          <w:tcPr>
-            <w:tcW w:type="dxa" w:w="3324"/>
-          </w:tcPr>
-          <w:p>
-            <w:r/>
-            <w:r>
-              <w:rPr>
-                <w:rFonts w:ascii="Times New Roman" w:hAnsi="Times New Roman"/>
-                <w:b w:val="0"/>
-                <w:sz w:val="24"/>
-              </w:rPr>
-              <w:t>Мұздатылған (is_frozen) сабақтар</w:t>
-            </w:r>
-          </w:p>
-        </w:tc>
-        <w:tc>
-          <w:tcPr>
-            <w:tcW w:type="dxa" w:w="3324"/>
-          </w:tcPr>
-          <w:p>
-            <w:r/>
-            <w:r>
-              <w:rPr>
-                <w:rFonts w:ascii="Times New Roman" w:hAnsi="Times New Roman"/>
-                <w:b w:val="0"/>
-                <w:sz w:val="24"/>
-              </w:rPr>
-              <w:t>GA/жергілікті жақсартуда өзгертілмейді</w:t>
-            </w:r>
-          </w:p>
-        </w:tc>
-      </w:tr>
-    </w:tbl>
-    <w:p/>
     <w:p>
       <w:r>
         <w:br w:type="page"/>
